--- a/lab-1/lab1.docx
+++ b/lab-1/lab1.docx
@@ -2,6 +2,519 @@
 <file path=word/document.xml><?xml version="1.0" encoding="utf-8"?>
 <w:document xmlns:wpc="http://schemas.microsoft.com/office/word/2010/wordprocessingCanvas" xmlns:cx="http://schemas.microsoft.com/office/drawing/2014/chartex" xmlns:cx1="http://schemas.microsoft.com/office/drawing/2015/9/8/chartex" xmlns:mc="http://schemas.openxmlformats.org/markup-compatibility/2006" xmlns:o="urn:schemas-microsoft-com:office:office" xmlns:r="http://schemas.openxmlformats.org/officeDocument/2006/relationships" xmlns:m="http://schemas.openxmlformats.org/officeDocument/2006/math" xmlns:v="urn:schemas-microsoft-com:vml" xmlns:wp14="http://schemas.microsoft.com/office/word/2010/wordprocessingDrawing" xmlns:wp="http://schemas.openxmlformats.org/drawingml/2006/wordprocessingDrawing" xmlns:w10="urn:schemas-microsoft-com:office:word" xmlns:w="http://schemas.openxmlformats.org/wordprocessingml/2006/main" xmlns:w14="http://schemas.microsoft.com/office/word/2010/wordml" xmlns:w15="http://schemas.microsoft.com/office/word/2012/wordml" xmlns:w16se="http://schemas.microsoft.com/office/word/2015/wordml/symex" xmlns:wpg="http://schemas.microsoft.com/office/word/2010/wordprocessingGroup" xmlns:wpi="http://schemas.microsoft.com/office/word/2010/wordprocessingInk" xmlns:wne="http://schemas.microsoft.com/office/word/2006/wordml" xmlns:wps="http://schemas.microsoft.com/office/word/2010/wordprocessingShape" mc:Ignorable="w14 w15 w16se wp14">
   <w:body>
+    <w:p>
+      <w:pPr>
+        <w:spacing w:after="120" w:line="240" w:lineRule="auto"/>
+        <w:ind w:left="-142" w:hanging="142"/>
+        <w:jc w:val="center"/>
+        <w:rPr>
+          <w:rFonts w:eastAsia="Times New Roman"/>
+          <w:sz w:val="24"/>
+        </w:rPr>
+      </w:pPr>
+      <w:r>
+        <w:rPr>
+          <w:rFonts w:eastAsia="Times New Roman"/>
+          <w:color w:val="000000"/>
+          <w:sz w:val="24"/>
+        </w:rPr>
+        <w:t>МИНИСТЕРСТВО НАУКИ И ВЫСШЕГО ОБРАЗОВАНИЯ РОССИЙСКОЙ ФЕДЕРАЦИИ</w:t>
+      </w:r>
+    </w:p>
+    <w:p>
+      <w:pPr>
+        <w:spacing w:after="120" w:line="240" w:lineRule="auto"/>
+        <w:ind w:left="-142" w:hanging="142"/>
+        <w:jc w:val="center"/>
+        <w:rPr>
+          <w:rFonts w:eastAsia="Times New Roman"/>
+          <w:sz w:val="24"/>
+        </w:rPr>
+      </w:pPr>
+      <w:r>
+        <w:rPr>
+          <w:rFonts w:eastAsia="Times New Roman"/>
+          <w:color w:val="000000"/>
+          <w:sz w:val="24"/>
+        </w:rPr>
+        <w:t>ФЕДЕРАЛЬНОЕ ГОСУДАРСТВЕННОЕ БЮДЖЕТНОЕ ОБРАЗОВАТЕЛЬНОЕ </w:t>
+      </w:r>
+    </w:p>
+    <w:p>
+      <w:pPr>
+        <w:spacing w:after="120" w:line="240" w:lineRule="auto"/>
+        <w:ind w:left="-142" w:hanging="142"/>
+        <w:jc w:val="center"/>
+        <w:rPr>
+          <w:rFonts w:eastAsia="Times New Roman"/>
+          <w:sz w:val="24"/>
+        </w:rPr>
+      </w:pPr>
+      <w:r>
+        <w:rPr>
+          <w:rFonts w:eastAsia="Times New Roman"/>
+          <w:color w:val="000000"/>
+          <w:sz w:val="24"/>
+        </w:rPr>
+        <w:t>УЧРЕЖДЕНИЕ ВЫСШЕГО ОБРАЗОВАНИЯ </w:t>
+      </w:r>
+    </w:p>
+    <w:p>
+      <w:pPr>
+        <w:spacing w:after="120" w:line="240" w:lineRule="auto"/>
+        <w:ind w:left="-142" w:hanging="142"/>
+        <w:jc w:val="center"/>
+        <w:rPr>
+          <w:rFonts w:eastAsia="Times New Roman"/>
+          <w:sz w:val="24"/>
+        </w:rPr>
+      </w:pPr>
+      <w:r>
+        <w:rPr>
+          <w:rFonts w:eastAsia="Times New Roman"/>
+          <w:color w:val="000000"/>
+          <w:sz w:val="24"/>
+        </w:rPr>
+        <w:t>«ПОВОЛЖСКИЙ ГОСУДАРСТВЕННЫЙ ТЕХНОЛОГИЧЕСКИЙ УНИВЕРСИТЕТ»</w:t>
+      </w:r>
+    </w:p>
+    <w:p>
+      <w:pPr>
+        <w:spacing w:line="240" w:lineRule="auto"/>
+        <w:ind w:firstLine="0"/>
+        <w:jc w:val="left"/>
+        <w:rPr>
+          <w:rFonts w:eastAsia="Times New Roman"/>
+          <w:sz w:val="24"/>
+        </w:rPr>
+      </w:pPr>
+    </w:p>
+    <w:p>
+      <w:pPr>
+        <w:spacing w:line="240" w:lineRule="auto"/>
+        <w:ind w:firstLine="0"/>
+        <w:jc w:val="left"/>
+        <w:rPr>
+          <w:rFonts w:eastAsia="Times New Roman"/>
+          <w:sz w:val="24"/>
+        </w:rPr>
+      </w:pPr>
+    </w:p>
+    <w:p>
+      <w:pPr>
+        <w:spacing w:after="120" w:line="240" w:lineRule="auto"/>
+        <w:jc w:val="right"/>
+        <w:rPr>
+          <w:rFonts w:eastAsia="Times New Roman"/>
+          <w:sz w:val="24"/>
+        </w:rPr>
+      </w:pPr>
+      <w:r>
+        <w:rPr>
+          <w:rFonts w:eastAsia="Times New Roman"/>
+          <w:color w:val="000000"/>
+        </w:rPr>
+        <w:t xml:space="preserve">Кафедра </w:t>
+      </w:r>
+      <w:r>
+        <w:rPr>
+          <w:rFonts w:eastAsia="Times New Roman"/>
+          <w:color w:val="000000"/>
+        </w:rPr>
+        <w:t>радиотехники и связи</w:t>
+      </w:r>
+    </w:p>
+    <w:p>
+      <w:pPr>
+        <w:spacing w:line="240" w:lineRule="auto"/>
+        <w:ind w:firstLine="0"/>
+        <w:jc w:val="left"/>
+        <w:rPr>
+          <w:rFonts w:eastAsia="Times New Roman"/>
+          <w:sz w:val="24"/>
+        </w:rPr>
+      </w:pPr>
+    </w:p>
+    <w:p>
+      <w:pPr>
+        <w:spacing w:line="240" w:lineRule="auto"/>
+        <w:ind w:firstLine="0"/>
+        <w:jc w:val="left"/>
+        <w:rPr>
+          <w:rFonts w:eastAsia="Times New Roman"/>
+          <w:sz w:val="24"/>
+        </w:rPr>
+      </w:pPr>
+    </w:p>
+    <w:p>
+      <w:pPr>
+        <w:spacing w:line="240" w:lineRule="auto"/>
+        <w:ind w:firstLine="0"/>
+        <w:jc w:val="left"/>
+        <w:rPr>
+          <w:rFonts w:eastAsia="Times New Roman"/>
+          <w:sz w:val="24"/>
+        </w:rPr>
+      </w:pPr>
+    </w:p>
+    <w:p>
+      <w:pPr>
+        <w:spacing w:after="120" w:line="240" w:lineRule="auto"/>
+        <w:jc w:val="center"/>
+        <w:rPr>
+          <w:rFonts w:eastAsia="Times New Roman"/>
+          <w:b/>
+          <w:bCs/>
+          <w:color w:val="000000"/>
+        </w:rPr>
+      </w:pPr>
+      <w:r>
+        <w:rPr>
+          <w:rFonts w:eastAsia="Times New Roman"/>
+          <w:b/>
+          <w:bCs/>
+          <w:color w:val="000000"/>
+        </w:rPr>
+        <w:t>Отчет по лабораторной работе № 1</w:t>
+      </w:r>
+    </w:p>
+    <w:p>
+      <w:pPr>
+        <w:spacing w:after="120" w:line="240" w:lineRule="auto"/>
+        <w:jc w:val="center"/>
+        <w:rPr>
+          <w:rFonts w:eastAsia="Times New Roman"/>
+          <w:sz w:val="24"/>
+        </w:rPr>
+      </w:pPr>
+      <w:r>
+        <w:rPr>
+          <w:rFonts w:eastAsia="Times New Roman"/>
+          <w:bCs/>
+          <w:color w:val="000000"/>
+        </w:rPr>
+        <w:t>“</w:t>
+      </w:r>
+      <w:r>
+        <w:rPr>
+          <w:rFonts w:eastAsia="Times New Roman"/>
+          <w:bCs/>
+        </w:rPr>
+        <w:t>Массивы и графики в MathCAD и Python</w:t>
+      </w:r>
+      <w:r>
+        <w:rPr>
+          <w:rFonts w:eastAsia="Times New Roman"/>
+          <w:bCs/>
+          <w:color w:val="000000"/>
+        </w:rPr>
+        <w:t>”</w:t>
+      </w:r>
+    </w:p>
+    <w:p>
+      <w:pPr>
+        <w:spacing w:after="240" w:line="240" w:lineRule="auto"/>
+        <w:ind w:firstLine="0"/>
+        <w:jc w:val="left"/>
+        <w:rPr>
+          <w:rFonts w:eastAsia="Times New Roman"/>
+          <w:sz w:val="24"/>
+        </w:rPr>
+      </w:pPr>
+      <w:r>
+        <w:rPr>
+          <w:rFonts w:eastAsia="Times New Roman"/>
+          <w:sz w:val="24"/>
+        </w:rPr>
+        <w:br/>
+      </w:r>
+    </w:p>
+    <w:p>
+      <w:pPr>
+        <w:spacing w:after="240" w:line="240" w:lineRule="auto"/>
+        <w:ind w:firstLine="0"/>
+        <w:jc w:val="left"/>
+        <w:rPr>
+          <w:rFonts w:eastAsia="Times New Roman"/>
+          <w:sz w:val="24"/>
+        </w:rPr>
+      </w:pPr>
+      <w:r>
+        <w:rPr>
+          <w:rFonts w:eastAsia="Times New Roman"/>
+          <w:sz w:val="24"/>
+        </w:rPr>
+        <w:br/>
+      </w:r>
+    </w:p>
+    <w:p>
+      <w:pPr>
+        <w:spacing w:after="240" w:line="240" w:lineRule="auto"/>
+        <w:ind w:firstLine="0"/>
+        <w:jc w:val="left"/>
+        <w:rPr>
+          <w:rFonts w:eastAsia="Times New Roman"/>
+          <w:sz w:val="24"/>
+        </w:rPr>
+      </w:pPr>
+      <w:r>
+        <w:rPr>
+          <w:rFonts w:eastAsia="Times New Roman"/>
+          <w:sz w:val="24"/>
+        </w:rPr>
+        <w:br/>
+      </w:r>
+      <w:r>
+        <w:rPr>
+          <w:rFonts w:eastAsia="Times New Roman"/>
+          <w:sz w:val="24"/>
+        </w:rPr>
+        <w:br/>
+      </w:r>
+    </w:p>
+    <w:p>
+      <w:pPr>
+        <w:spacing w:after="120" w:line="240" w:lineRule="auto"/>
+        <w:jc w:val="right"/>
+        <w:rPr>
+          <w:rFonts w:eastAsia="Times New Roman"/>
+          <w:sz w:val="24"/>
+        </w:rPr>
+      </w:pPr>
+      <w:r>
+        <w:rPr>
+          <w:rFonts w:eastAsia="Times New Roman"/>
+          <w:color w:val="000000"/>
+        </w:rPr>
+        <w:t>Вы</w:t>
+      </w:r>
+      <w:r>
+        <w:rPr>
+          <w:rFonts w:eastAsia="Times New Roman"/>
+          <w:color w:val="000000"/>
+        </w:rPr>
+        <w:t xml:space="preserve">полнил: </w:t>
+      </w:r>
+      <w:r>
+        <w:rPr>
+          <w:rFonts w:eastAsia="Times New Roman"/>
+          <w:color w:val="000000"/>
+        </w:rPr>
+        <w:t xml:space="preserve">обучающийся гр. </w:t>
+      </w:r>
+      <w:r>
+        <w:rPr>
+          <w:rFonts w:eastAsia="Times New Roman"/>
+          <w:color w:val="000000"/>
+        </w:rPr>
+        <w:t>ИСТ-2</w:t>
+      </w:r>
+      <w:r>
+        <w:rPr>
+          <w:rFonts w:eastAsia="Times New Roman"/>
+          <w:color w:val="000000"/>
+        </w:rPr>
+        <w:t>3</w:t>
+      </w:r>
+    </w:p>
+    <w:p>
+      <w:pPr>
+        <w:spacing w:after="120" w:line="240" w:lineRule="auto"/>
+        <w:jc w:val="right"/>
+        <w:rPr>
+          <w:rFonts w:eastAsia="Times New Roman"/>
+          <w:sz w:val="24"/>
+        </w:rPr>
+      </w:pPr>
+      <w:r>
+        <w:rPr>
+          <w:rFonts w:eastAsia="Times New Roman"/>
+          <w:color w:val="000000"/>
+        </w:rPr>
+        <w:t>Петров В.Д.</w:t>
+      </w:r>
+    </w:p>
+    <w:p>
+      <w:pPr>
+        <w:spacing w:after="120" w:line="240" w:lineRule="auto"/>
+        <w:jc w:val="right"/>
+        <w:rPr>
+          <w:rFonts w:eastAsia="Times New Roman"/>
+          <w:sz w:val="24"/>
+        </w:rPr>
+      </w:pPr>
+      <w:r>
+        <w:rPr>
+          <w:rFonts w:eastAsia="Times New Roman"/>
+          <w:color w:val="000000"/>
+        </w:rPr>
+        <w:t xml:space="preserve">Проверил: </w:t>
+      </w:r>
+    </w:p>
+    <w:p>
+      <w:pPr>
+        <w:spacing w:line="240" w:lineRule="auto"/>
+        <w:ind w:firstLine="0"/>
+        <w:jc w:val="left"/>
+        <w:rPr>
+          <w:rFonts w:eastAsia="Times New Roman"/>
+          <w:sz w:val="24"/>
+        </w:rPr>
+      </w:pPr>
+    </w:p>
+    <w:p>
+      <w:pPr>
+        <w:spacing w:after="120" w:line="240" w:lineRule="auto"/>
+        <w:ind w:left="283" w:firstLine="0"/>
+        <w:jc w:val="right"/>
+        <w:rPr>
+          <w:rFonts w:eastAsia="Times New Roman"/>
+          <w:sz w:val="24"/>
+        </w:rPr>
+      </w:pPr>
+      <w:r>
+        <w:rPr>
+          <w:rFonts w:eastAsia="Times New Roman"/>
+          <w:color w:val="000000"/>
+        </w:rPr>
+        <w:t>Дата защиты _____________________</w:t>
+      </w:r>
+    </w:p>
+    <w:p>
+      <w:pPr>
+        <w:spacing w:after="120" w:line="240" w:lineRule="auto"/>
+        <w:ind w:left="283" w:firstLine="0"/>
+        <w:jc w:val="right"/>
+        <w:rPr>
+          <w:rFonts w:eastAsia="Times New Roman"/>
+          <w:sz w:val="24"/>
+        </w:rPr>
+      </w:pPr>
+      <w:r>
+        <w:rPr>
+          <w:rFonts w:eastAsia="Times New Roman"/>
+          <w:color w:val="000000"/>
+        </w:rPr>
+        <w:t>Оценка  _________________________</w:t>
+      </w:r>
+    </w:p>
+    <w:p>
+      <w:pPr>
+        <w:spacing w:after="240" w:line="240" w:lineRule="auto"/>
+        <w:ind w:firstLine="0"/>
+        <w:jc w:val="left"/>
+        <w:rPr>
+          <w:rFonts w:eastAsia="Times New Roman"/>
+          <w:sz w:val="24"/>
+        </w:rPr>
+      </w:pPr>
+      <w:r>
+        <w:rPr>
+          <w:rFonts w:eastAsia="Times New Roman"/>
+          <w:sz w:val="24"/>
+        </w:rPr>
+        <w:br/>
+      </w:r>
+      <w:r>
+        <w:rPr>
+          <w:rFonts w:eastAsia="Times New Roman"/>
+          <w:sz w:val="24"/>
+        </w:rPr>
+        <w:br/>
+      </w:r>
+      <w:r>
+        <w:rPr>
+          <w:rFonts w:eastAsia="Times New Roman"/>
+          <w:sz w:val="24"/>
+        </w:rPr>
+        <w:br/>
+      </w:r>
+      <w:r>
+        <w:rPr>
+          <w:rFonts w:eastAsia="Times New Roman"/>
+          <w:sz w:val="24"/>
+        </w:rPr>
+        <w:br/>
+      </w:r>
+      <w:r>
+        <w:rPr>
+          <w:rFonts w:eastAsia="Times New Roman"/>
+          <w:sz w:val="24"/>
+        </w:rPr>
+        <w:br/>
+      </w:r>
+      <w:r>
+        <w:rPr>
+          <w:rFonts w:eastAsia="Times New Roman"/>
+          <w:sz w:val="24"/>
+        </w:rPr>
+        <w:br/>
+      </w:r>
+      <w:r>
+        <w:rPr>
+          <w:rFonts w:eastAsia="Times New Roman"/>
+          <w:sz w:val="24"/>
+        </w:rPr>
+        <w:br/>
+      </w:r>
+      <w:r>
+        <w:rPr>
+          <w:rFonts w:eastAsia="Times New Roman"/>
+          <w:sz w:val="24"/>
+        </w:rPr>
+        <w:br/>
+      </w:r>
+    </w:p>
+    <w:p>
+      <w:pPr>
+        <w:spacing w:after="120" w:line="240" w:lineRule="auto"/>
+        <w:ind w:left="283" w:firstLine="0"/>
+        <w:jc w:val="center"/>
+        <w:rPr>
+          <w:rFonts w:eastAsia="Times New Roman"/>
+          <w:color w:val="000000"/>
+        </w:rPr>
+      </w:pPr>
+    </w:p>
+    <w:p>
+      <w:pPr>
+        <w:spacing w:after="120" w:line="240" w:lineRule="auto"/>
+        <w:ind w:firstLine="0"/>
+        <w:rPr>
+          <w:rFonts w:eastAsia="Times New Roman"/>
+          <w:color w:val="000000"/>
+        </w:rPr>
+      </w:pPr>
+    </w:p>
+    <w:p>
+      <w:pPr>
+        <w:spacing w:after="120" w:line="240" w:lineRule="auto"/>
+        <w:ind w:left="283" w:firstLine="0"/>
+        <w:jc w:val="center"/>
+        <w:rPr>
+          <w:rFonts w:eastAsia="Times New Roman"/>
+          <w:color w:val="000000"/>
+        </w:rPr>
+      </w:pPr>
+    </w:p>
+    <w:p>
+      <w:pPr>
+        <w:spacing w:after="120" w:line="240" w:lineRule="auto"/>
+        <w:ind w:left="283" w:firstLine="0"/>
+        <w:jc w:val="center"/>
+        <w:rPr>
+          <w:rFonts w:eastAsia="Times New Roman"/>
+          <w:sz w:val="24"/>
+        </w:rPr>
+      </w:pPr>
+      <w:r>
+        <w:rPr>
+          <w:rFonts w:eastAsia="Times New Roman"/>
+          <w:color w:val="000000"/>
+        </w:rPr>
+        <w:t>Йошкар-Ола</w:t>
+      </w:r>
+    </w:p>
     <w:p>
       <w:pPr>
         <w:widowControl/>
@@ -9,9 +522,23 @@
         <w:autoSpaceDN/>
         <w:adjustRightInd/>
         <w:spacing w:after="160" w:line="259" w:lineRule="auto"/>
-        <w:ind w:firstLine="0"/>
-        <w:jc w:val="left"/>
-      </w:pPr>
+        <w:ind w:firstLine="283"/>
+        <w:jc w:val="center"/>
+      </w:pPr>
+      <w:r>
+        <w:rPr>
+          <w:rFonts w:eastAsia="Times New Roman"/>
+          <w:color w:val="000000"/>
+        </w:rPr>
+        <w:t>20</w:t>
+      </w:r>
+      <w:r>
+        <w:rPr>
+          <w:rFonts w:eastAsia="Times New Roman"/>
+          <w:color w:val="000000"/>
+        </w:rPr>
+        <w:t>26</w:t>
+      </w:r>
       <w:r>
         <w:br w:type="page"/>
       </w:r>
@@ -113,6 +640,13 @@
         </w:rPr>
         <w:t>ipconfig</w:t>
       </w:r>
+    </w:p>
+    <w:p>
+      <w:pPr>
+        <w:rPr>
+          <w:lang w:val="en-US"/>
+        </w:rPr>
+      </w:pPr>
     </w:p>
     <w:p>
       <w:pPr>
@@ -302,12 +836,9 @@
       </w:r>
     </w:p>
     <w:p>
-      <w:pPr>
-        <w:pStyle w:val="a5"/>
-        <w:rPr>
-          <w:b/>
-        </w:rPr>
-      </w:pPr>
+      <w:r>
+        <w:t>Справка короткая – ключ /? показывает только синтаксис: hostname [/?]. Сама команда без ключей выводит имя хоста.</w:t>
+      </w:r>
     </w:p>
     <w:p>
       <w:pPr>
@@ -418,7 +949,6 @@
         <w:rPr>
           <w:b/>
         </w:rPr>
-        <w:lastRenderedPageBreak/>
         <w:t xml:space="preserve">Изучение утилиты </w:t>
       </w:r>
       <w:r>
@@ -1029,6 +1559,7 @@
         <w:rPr>
           <w:lang w:val="en-US"/>
         </w:rPr>
+        <w:lastRenderedPageBreak/>
         <w:t>IP-</w:t>
       </w:r>
       <w:r>
@@ -1052,7 +1583,6 @@
           <w:b/>
           <w:lang w:val="en-US"/>
         </w:rPr>
-        <w:lastRenderedPageBreak/>
         <w:t>WINS-</w:t>
       </w:r>
       <w:r>
@@ -1234,11 +1764,52 @@
     </w:p>
     <w:p>
       <w:r>
-        <w:t xml:space="preserve">Выбор сетевого ресурса docs.google.com обоснован его доступностью, </w:t>
-      </w:r>
-      <w:r>
         <w:lastRenderedPageBreak/>
-        <w:t>стабильностью, принадлежностью к категории офисных веб-приложений, а также возможностью проведения стандартной сетевой диагностики на всех этапах</w:t>
+        <w:t>Выбор сетевого ресурса docs.google.com обоснован его доступностью, стабильностью, принадлежностью к категории офисных веб-приложений, а также возможностью проведения стандартной сетевой диагностики на всех этапах</w:t>
+      </w:r>
+    </w:p>
+    <w:p>
+      <w:pPr>
+        <w:numPr>
+          <w:ilvl w:val="0"/>
+          <w:numId w:val="4"/>
+        </w:numPr>
+      </w:pPr>
+      <w:r>
+        <w:t>Это облачный офисный сервис, доступный из любой точки мира.</w:t>
+      </w:r>
+    </w:p>
+    <w:p>
+      <w:pPr>
+        <w:numPr>
+          <w:ilvl w:val="0"/>
+          <w:numId w:val="4"/>
+        </w:numPr>
+      </w:pPr>
+      <w:r>
+        <w:t>Он использует сложную инфраструктуру с балансировкой нагрузки и множеством IP-адресов.</w:t>
+      </w:r>
+    </w:p>
+    <w:p>
+      <w:pPr>
+        <w:numPr>
+          <w:ilvl w:val="0"/>
+          <w:numId w:val="4"/>
+        </w:numPr>
+      </w:pPr>
+      <w:r>
+        <w:t>Для диагностики такой системы хорошо видны задержки, маршруты и потеря пакетов.</w:t>
+      </w:r>
+    </w:p>
+    <w:p>
+      <w:pPr>
+        <w:numPr>
+          <w:ilvl w:val="0"/>
+          <w:numId w:val="4"/>
+        </w:numPr>
+      </w:pPr>
+      <w:r>
+        <w:t>Ресурс стабилен и доступен для тестирования без ограничений.</w:t>
       </w:r>
     </w:p>
     <w:p>
@@ -1381,6 +1952,7 @@
         <w:pStyle w:val="a5"/>
       </w:pPr>
       <w:r>
+        <w:lastRenderedPageBreak/>
         <w:drawing>
           <wp:inline distT="0" distB="0" distL="0" distR="0" wp14:anchorId="65CDE1D5" wp14:editId="0C117A01">
             <wp:extent cx="4991797" cy="2238687"/>
@@ -1425,11 +1997,7 @@
         </w:rPr>
       </w:pPr>
       <w:r>
-        <w:t xml:space="preserve">Успешная проверка функционирования шлюза, пакеты проходят без </w:t>
-      </w:r>
-      <w:r>
-        <w:lastRenderedPageBreak/>
-        <w:t>потерь</w:t>
+        <w:t>Успешная проверка функционирования шлюза, пакеты проходят без потерь</w:t>
       </w:r>
     </w:p>
     <w:p>
@@ -1551,7 +2119,11 @@
     </w:p>
     <w:p>
       <w:r>
-        <w:t xml:space="preserve">Все начинается с локального шлюза, это первый узел через который проходят все пакеты при выходе в интернет. Далее идут узлы интернет провайдера. Узлы где превышен интервал ожидания </w:t>
+        <w:t xml:space="preserve">Все начинается с локального шлюза, это первый узел через который проходят все пакеты при выходе в интернет. Далее идут узлы интернет </w:t>
+      </w:r>
+      <w:r>
+        <w:lastRenderedPageBreak/>
+        <w:t xml:space="preserve">провайдера. Узлы где превышен интервал ожидания </w:t>
       </w:r>
       <w:r>
         <w:t xml:space="preserve">могут не отвечать на </w:t>
@@ -1581,6 +2153,11 @@
       </w:r>
     </w:p>
     <w:p>
+      <w:pPr>
+        <w:rPr>
+          <w:b/>
+        </w:rPr>
+      </w:pPr>
       <w:r>
         <w:rPr>
           <w:b/>
@@ -1589,13 +2166,27 @@
         <w:t xml:space="preserve">Вывод: </w:t>
       </w:r>
       <w:r>
-        <w:t>В ходе выполнен</w:t>
+        <w:t>В ходе выполнения лабораторной работы были исследованы сетевые настройки локального компьютера и проверена доступность веб-приложения Google Документы (docs.google.com) с помощью диагностических утилит командной строки Windows.</w:t>
+      </w:r>
+      <w:r>
+        <w:t xml:space="preserve"> </w:t>
+      </w:r>
+      <w:r>
+        <w:t>Полученные данные позволили убедиться в корректной настройке TCP/IP на локальной машине, проверить работу шлюза и доступность внешнего ресурса </w:t>
+      </w:r>
+      <w:hyperlink r:id="rId17" w:tgtFrame="_blank" w:history="1">
+        <w:r>
+          <w:rPr>
+            <w:rStyle w:val="a9"/>
+          </w:rPr>
+          <w:t>docs.google.com</w:t>
+        </w:r>
+      </w:hyperlink>
+      <w:r>
+        <w:t>.</w:t>
       </w:r>
       <w:bookmarkStart w:id="0" w:name="_GoBack"/>
       <w:bookmarkEnd w:id="0"/>
-      <w:r>
-        <w:t>ия лабораторной работы были исследованы сетевые настройки локального компьютера и проверена доступность веб-приложения Google Документы (docs.google.com) с помощью диагностических утилит командной строки Windows.</w:t>
-      </w:r>
     </w:p>
     <w:sectPr>
       <w:pgSz w:w="11906" w:h="16838"/>
@@ -1812,6 +2403,155 @@
     </w:lvl>
   </w:abstractNum>
   <w:abstractNum w:abstractNumId="2" w15:restartNumberingAfterBreak="0">
+    <w:nsid w:val="7F5A68A4"/>
+    <w:multiLevelType w:val="multilevel"/>
+    <w:tmpl w:val="41FCE274"/>
+    <w:lvl w:ilvl="0">
+      <w:start w:val="1"/>
+      <w:numFmt w:val="bullet"/>
+      <w:lvlText w:val=""/>
+      <w:lvlJc w:val="left"/>
+      <w:pPr>
+        <w:tabs>
+          <w:tab w:val="num" w:pos="720"/>
+        </w:tabs>
+        <w:ind w:left="720" w:hanging="360"/>
+      </w:pPr>
+      <w:rPr>
+        <w:rFonts w:ascii="Symbol" w:hAnsi="Symbol" w:hint="default"/>
+        <w:sz w:val="20"/>
+      </w:rPr>
+    </w:lvl>
+    <w:lvl w:ilvl="1" w:tentative="1">
+      <w:start w:val="1"/>
+      <w:numFmt w:val="bullet"/>
+      <w:lvlText w:val="o"/>
+      <w:lvlJc w:val="left"/>
+      <w:pPr>
+        <w:tabs>
+          <w:tab w:val="num" w:pos="1440"/>
+        </w:tabs>
+        <w:ind w:left="1440" w:hanging="360"/>
+      </w:pPr>
+      <w:rPr>
+        <w:rFonts w:ascii="Courier New" w:hAnsi="Courier New" w:hint="default"/>
+        <w:sz w:val="20"/>
+      </w:rPr>
+    </w:lvl>
+    <w:lvl w:ilvl="2" w:tentative="1">
+      <w:start w:val="1"/>
+      <w:numFmt w:val="bullet"/>
+      <w:lvlText w:val=""/>
+      <w:lvlJc w:val="left"/>
+      <w:pPr>
+        <w:tabs>
+          <w:tab w:val="num" w:pos="2160"/>
+        </w:tabs>
+        <w:ind w:left="2160" w:hanging="360"/>
+      </w:pPr>
+      <w:rPr>
+        <w:rFonts w:ascii="Wingdings" w:hAnsi="Wingdings" w:hint="default"/>
+        <w:sz w:val="20"/>
+      </w:rPr>
+    </w:lvl>
+    <w:lvl w:ilvl="3" w:tentative="1">
+      <w:start w:val="1"/>
+      <w:numFmt w:val="bullet"/>
+      <w:lvlText w:val=""/>
+      <w:lvlJc w:val="left"/>
+      <w:pPr>
+        <w:tabs>
+          <w:tab w:val="num" w:pos="2880"/>
+        </w:tabs>
+        <w:ind w:left="2880" w:hanging="360"/>
+      </w:pPr>
+      <w:rPr>
+        <w:rFonts w:ascii="Wingdings" w:hAnsi="Wingdings" w:hint="default"/>
+        <w:sz w:val="20"/>
+      </w:rPr>
+    </w:lvl>
+    <w:lvl w:ilvl="4" w:tentative="1">
+      <w:start w:val="1"/>
+      <w:numFmt w:val="bullet"/>
+      <w:lvlText w:val=""/>
+      <w:lvlJc w:val="left"/>
+      <w:pPr>
+        <w:tabs>
+          <w:tab w:val="num" w:pos="3600"/>
+        </w:tabs>
+        <w:ind w:left="3600" w:hanging="360"/>
+      </w:pPr>
+      <w:rPr>
+        <w:rFonts w:ascii="Wingdings" w:hAnsi="Wingdings" w:hint="default"/>
+        <w:sz w:val="20"/>
+      </w:rPr>
+    </w:lvl>
+    <w:lvl w:ilvl="5" w:tentative="1">
+      <w:start w:val="1"/>
+      <w:numFmt w:val="bullet"/>
+      <w:lvlText w:val=""/>
+      <w:lvlJc w:val="left"/>
+      <w:pPr>
+        <w:tabs>
+          <w:tab w:val="num" w:pos="4320"/>
+        </w:tabs>
+        <w:ind w:left="4320" w:hanging="360"/>
+      </w:pPr>
+      <w:rPr>
+        <w:rFonts w:ascii="Wingdings" w:hAnsi="Wingdings" w:hint="default"/>
+        <w:sz w:val="20"/>
+      </w:rPr>
+    </w:lvl>
+    <w:lvl w:ilvl="6" w:tentative="1">
+      <w:start w:val="1"/>
+      <w:numFmt w:val="bullet"/>
+      <w:lvlText w:val=""/>
+      <w:lvlJc w:val="left"/>
+      <w:pPr>
+        <w:tabs>
+          <w:tab w:val="num" w:pos="5040"/>
+        </w:tabs>
+        <w:ind w:left="5040" w:hanging="360"/>
+      </w:pPr>
+      <w:rPr>
+        <w:rFonts w:ascii="Wingdings" w:hAnsi="Wingdings" w:hint="default"/>
+        <w:sz w:val="20"/>
+      </w:rPr>
+    </w:lvl>
+    <w:lvl w:ilvl="7" w:tentative="1">
+      <w:start w:val="1"/>
+      <w:numFmt w:val="bullet"/>
+      <w:lvlText w:val=""/>
+      <w:lvlJc w:val="left"/>
+      <w:pPr>
+        <w:tabs>
+          <w:tab w:val="num" w:pos="5760"/>
+        </w:tabs>
+        <w:ind w:left="5760" w:hanging="360"/>
+      </w:pPr>
+      <w:rPr>
+        <w:rFonts w:ascii="Wingdings" w:hAnsi="Wingdings" w:hint="default"/>
+        <w:sz w:val="20"/>
+      </w:rPr>
+    </w:lvl>
+    <w:lvl w:ilvl="8" w:tentative="1">
+      <w:start w:val="1"/>
+      <w:numFmt w:val="bullet"/>
+      <w:lvlText w:val=""/>
+      <w:lvlJc w:val="left"/>
+      <w:pPr>
+        <w:tabs>
+          <w:tab w:val="num" w:pos="6480"/>
+        </w:tabs>
+        <w:ind w:left="6480" w:hanging="360"/>
+      </w:pPr>
+      <w:rPr>
+        <w:rFonts w:ascii="Wingdings" w:hAnsi="Wingdings" w:hint="default"/>
+        <w:sz w:val="20"/>
+      </w:rPr>
+    </w:lvl>
+  </w:abstractNum>
+  <w:abstractNum w:abstractNumId="3" w15:restartNumberingAfterBreak="0">
     <w:nsid w:val="7FD1427D"/>
     <w:multiLevelType w:val="hybridMultilevel"/>
     <w:tmpl w:val="10D62B08"/>
@@ -1901,10 +2641,13 @@
     <w:abstractNumId w:val="1"/>
   </w:num>
   <w:num w:numId="2">
-    <w:abstractNumId w:val="2"/>
+    <w:abstractNumId w:val="3"/>
   </w:num>
   <w:num w:numId="3">
     <w:abstractNumId w:val="0"/>
+  </w:num>
+  <w:num w:numId="4">
+    <w:abstractNumId w:val="2"/>
   </w:num>
 </w:numbering>
 </file>
@@ -2463,6 +3206,17 @@
       <w:lang w:eastAsia="ru-RU"/>
     </w:rPr>
   </w:style>
+  <w:style w:type="character" w:styleId="a9">
+    <w:name w:val="Hyperlink"/>
+    <w:basedOn w:val="a0"/>
+    <w:uiPriority w:val="99"/>
+    <w:unhideWhenUsed/>
+    <w:rsid w:val="005D12C0"/>
+    <w:rPr>
+      <w:color w:val="0563C1" w:themeColor="hyperlink"/>
+      <w:u w:val="single"/>
+    </w:rPr>
+  </w:style>
 </w:styles>
 </file>
 

--- a/lab-1/lab1.docx
+++ b/lab-1/lab1.docx
@@ -1,6 +1,6 @@
 
 <file path=word/document.xml><?xml version="1.0" encoding="utf-8"?>
-<w:document xmlns:wpc="http://schemas.microsoft.com/office/word/2010/wordprocessingCanvas" xmlns:cx="http://schemas.microsoft.com/office/drawing/2014/chartex" xmlns:cx1="http://schemas.microsoft.com/office/drawing/2015/9/8/chartex" xmlns:mc="http://schemas.openxmlformats.org/markup-compatibility/2006" xmlns:o="urn:schemas-microsoft-com:office:office" xmlns:r="http://schemas.openxmlformats.org/officeDocument/2006/relationships" xmlns:m="http://schemas.openxmlformats.org/officeDocument/2006/math" xmlns:v="urn:schemas-microsoft-com:vml" xmlns:wp14="http://schemas.microsoft.com/office/word/2010/wordprocessingDrawing" xmlns:wp="http://schemas.openxmlformats.org/drawingml/2006/wordprocessingDrawing" xmlns:w10="urn:schemas-microsoft-com:office:word" xmlns:w="http://schemas.openxmlformats.org/wordprocessingml/2006/main" xmlns:w14="http://schemas.microsoft.com/office/word/2010/wordml" xmlns:w15="http://schemas.microsoft.com/office/word/2012/wordml" xmlns:w16se="http://schemas.microsoft.com/office/word/2015/wordml/symex" xmlns:wpg="http://schemas.microsoft.com/office/word/2010/wordprocessingGroup" xmlns:wpi="http://schemas.microsoft.com/office/word/2010/wordprocessingInk" xmlns:wne="http://schemas.microsoft.com/office/word/2006/wordml" xmlns:wps="http://schemas.microsoft.com/office/word/2010/wordprocessingShape" mc:Ignorable="w14 w15 w16se wp14">
+<w:document xmlns:wpc="http://schemas.microsoft.com/office/word/2010/wordprocessingCanvas" xmlns:mc="http://schemas.openxmlformats.org/markup-compatibility/2006" xmlns:o="urn:schemas-microsoft-com:office:office" xmlns:r="http://schemas.openxmlformats.org/officeDocument/2006/relationships" xmlns:m="http://schemas.openxmlformats.org/officeDocument/2006/math" xmlns:v="urn:schemas-microsoft-com:vml" xmlns:wp14="http://schemas.microsoft.com/office/word/2010/wordprocessingDrawing" xmlns:wp="http://schemas.openxmlformats.org/drawingml/2006/wordprocessingDrawing" xmlns:w10="urn:schemas-microsoft-com:office:word" xmlns:w="http://schemas.openxmlformats.org/wordprocessingml/2006/main" xmlns:w14="http://schemas.microsoft.com/office/word/2010/wordml" xmlns:w15="http://schemas.microsoft.com/office/word/2012/wordml" xmlns:w16se="http://schemas.microsoft.com/office/word/2015/wordml/symex" xmlns:w16cid="http://schemas.microsoft.com/office/word/2016/wordml/cid" xmlns:w16="http://schemas.microsoft.com/office/word/2018/wordml" xmlns:w16cex="http://schemas.microsoft.com/office/word/2018/wordml/cex" xmlns:w16sdtdh="http://schemas.microsoft.com/office/word/2020/wordml/sdtdatahash" xmlns:wne="http://schemas.microsoft.com/office/word/2006/wordml" xmlns:wpg="http://schemas.microsoft.com/office/word/2010/wordprocessingGroup" xmlns:wps="http://schemas.microsoft.com/office/word/2010/wordprocessingShape" mc:Ignorable="w14 w15 w16se w16cid w16 w16cex w16sdtdh wp14">
   <w:body>
     <w:p>
       <w:pPr>
@@ -14,9 +14,10 @@
       </w:pPr>
       <w:r>
         <w:rPr>
-          <w:rFonts w:eastAsia="Times New Roman"/>
+          <w:rFonts w:ascii="Times New Roman" w:hAnsi="Times New Roman" w:eastAsia="Times New Roman" w:cs="Times New Roman"/>
           <w:color w:val="000000"/>
           <w:sz w:val="24"/>
+          <w:szCs w:val="24"/>
         </w:rPr>
         <w:t>МИНИСТЕРСТВО НАУКИ И ВЫСШЕГО ОБРАЗОВАНИЯ РОССИЙСКОЙ ФЕДЕРАЦИИ</w:t>
       </w:r>
@@ -33,9 +34,10 @@
       </w:pPr>
       <w:r>
         <w:rPr>
-          <w:rFonts w:eastAsia="Times New Roman"/>
+          <w:rFonts w:ascii="Times New Roman" w:hAnsi="Times New Roman" w:eastAsia="Times New Roman" w:cs="Times New Roman"/>
           <w:color w:val="000000"/>
           <w:sz w:val="24"/>
+          <w:szCs w:val="24"/>
         </w:rPr>
         <w:t>ФЕДЕРАЛЬНОЕ ГОСУДАРСТВЕННОЕ БЮДЖЕТНОЕ ОБРАЗОВАТЕЛЬНОЕ </w:t>
       </w:r>
@@ -52,9 +54,10 @@
       </w:pPr>
       <w:r>
         <w:rPr>
-          <w:rFonts w:eastAsia="Times New Roman"/>
+          <w:rFonts w:ascii="Times New Roman" w:hAnsi="Times New Roman" w:eastAsia="Times New Roman" w:cs="Times New Roman"/>
           <w:color w:val="000000"/>
           <w:sz w:val="24"/>
+          <w:szCs w:val="24"/>
         </w:rPr>
         <w:t>УЧРЕЖДЕНИЕ ВЫСШЕГО ОБРАЗОВАНИЯ </w:t>
       </w:r>
@@ -71,446 +74,382 @@
       </w:pPr>
       <w:r>
         <w:rPr>
+          <w:rFonts w:ascii="Times New Roman" w:hAnsi="Times New Roman" w:eastAsia="Times New Roman" w:cs="Times New Roman"/>
+          <w:color w:val="000000"/>
+          <w:sz w:val="24"/>
+          <w:szCs w:val="24"/>
+        </w:rPr>
+        <w:t>«ПОВОЛЖСКИЙ ГОСУДАРСТВЕННЫЙ ТЕХНОЛОГИЧЕСКИЙ УНИВЕРСИТЕТ»</w:t>
+      </w:r>
+    </w:p>
+    <w:p>
+      <w:pPr>
+        <w:spacing w:line="240" w:lineRule="auto"/>
+        <w:jc w:val="left"/>
+        <w:rPr>
+          <w:rFonts w:eastAsia="Times New Roman"/>
+          <w:sz w:val="24"/>
+        </w:rPr>
+      </w:pPr>
+    </w:p>
+    <w:p>
+      <w:pPr>
+        <w:spacing w:line="240" w:lineRule="auto"/>
+        <w:jc w:val="left"/>
+        <w:rPr>
+          <w:rFonts w:eastAsia="Times New Roman"/>
+          <w:sz w:val="24"/>
+        </w:rPr>
+      </w:pPr>
+    </w:p>
+    <w:p>
+      <w:pPr>
+        <w:spacing w:after="120" w:line="240" w:lineRule="auto"/>
+        <w:jc w:val="right"/>
+        <w:rPr>
+          <w:rFonts w:eastAsia="Times New Roman"/>
+          <w:sz w:val="24"/>
+        </w:rPr>
+      </w:pPr>
+      <w:r>
+        <w:rPr>
+          <w:rFonts w:ascii="Times New Roman" w:hAnsi="Times New Roman" w:eastAsia="Times New Roman" w:cs="Times New Roman"/>
+          <w:color w:val="000000"/>
+          <w:sz w:val="28"/>
+          <w:szCs w:val="24"/>
+        </w:rPr>
+        <w:t xml:space="preserve">Кафедра </w:t>
+      </w:r>
+      <w:r>
+        <w:rPr>
+          <w:rFonts w:ascii="Times New Roman" w:hAnsi="Times New Roman" w:eastAsia="Times New Roman" w:cs="Times New Roman"/>
+          <w:color w:val="000000"/>
+          <w:sz w:val="28"/>
+          <w:szCs w:val="24"/>
+        </w:rPr>
+        <w:t>радиотехники и связи</w:t>
+      </w:r>
+    </w:p>
+    <w:p>
+      <w:pPr>
+        <w:spacing w:line="240" w:lineRule="auto"/>
+        <w:jc w:val="left"/>
+        <w:rPr>
+          <w:rFonts w:eastAsia="Times New Roman"/>
+          <w:sz w:val="24"/>
+        </w:rPr>
+      </w:pPr>
+    </w:p>
+    <w:p>
+      <w:pPr>
+        <w:spacing w:line="240" w:lineRule="auto"/>
+        <w:jc w:val="left"/>
+        <w:rPr>
+          <w:rFonts w:eastAsia="Times New Roman"/>
+          <w:sz w:val="24"/>
+        </w:rPr>
+      </w:pPr>
+    </w:p>
+    <w:p>
+      <w:pPr>
+        <w:spacing w:line="240" w:lineRule="auto"/>
+        <w:jc w:val="left"/>
+        <w:rPr>
+          <w:rFonts w:eastAsia="Times New Roman"/>
+          <w:sz w:val="24"/>
+        </w:rPr>
+      </w:pPr>
+    </w:p>
+    <w:p>
+      <w:pPr>
+        <w:spacing w:after="120" w:line="240" w:lineRule="auto"/>
+        <w:jc w:val="center"/>
+        <w:rPr>
+          <w:rFonts w:eastAsia="Times New Roman"/>
+          <w:b/>
+          <w:bCs/>
+          <w:color w:val="000000"/>
+        </w:rPr>
+      </w:pPr>
+      <w:r>
+        <w:rPr>
+          <w:rFonts w:ascii="Times New Roman" w:hAnsi="Times New Roman" w:eastAsia="Times New Roman" w:cs="Times New Roman"/>
+          <w:b/>
+          <w:bCs/>
+          <w:color w:val="000000"/>
+          <w:sz w:val="28"/>
+          <w:szCs w:val="24"/>
+        </w:rPr>
+        <w:t>Отчет по лабораторной работе № 1</w:t>
+      </w:r>
+    </w:p>
+    <w:p>
+      <w:pPr>
+        <w:spacing w:after="120" w:line="240" w:lineRule="auto"/>
+        <w:jc w:val="center"/>
+        <w:rPr>
+          <w:rFonts w:eastAsia="Times New Roman"/>
+          <w:sz w:val="24"/>
+        </w:rPr>
+      </w:pPr>
+      <w:r>
+        <w:rPr>
+          <w:rFonts w:ascii="Times New Roman" w:hAnsi="Times New Roman" w:eastAsia="Times New Roman" w:cs="Times New Roman"/>
+          <w:color w:val="000000"/>
+          <w:sz w:val="28"/>
+          <w:szCs w:val="24"/>
+        </w:rPr>
+        <w:t>“</w:t>
+      </w:r>
+      <w:r>
+        <w:rPr>
+          <w:rFonts w:ascii="Times New Roman" w:hAnsi="Times New Roman" w:eastAsia="Times New Roman" w:cs="Times New Roman"/>
+          <w:sz w:val="28"/>
+          <w:szCs w:val="24"/>
+        </w:rPr>
+        <w:t>Массивы и графики в MathCAD и Python</w:t>
+      </w:r>
+      <w:r>
+        <w:rPr>
+          <w:rFonts w:ascii="Times New Roman" w:hAnsi="Times New Roman" w:eastAsia="Times New Roman" w:cs="Times New Roman"/>
+          <w:color w:val="000000"/>
+          <w:sz w:val="28"/>
+          <w:szCs w:val="24"/>
+        </w:rPr>
+        <w:t>”</w:t>
+      </w:r>
+    </w:p>
+    <w:p>
+      <w:pPr>
+        <w:spacing w:after="240" w:line="240" w:lineRule="auto"/>
+        <w:jc w:val="left"/>
+        <w:rPr>
+          <w:rFonts w:eastAsia="Times New Roman"/>
+          <w:sz w:val="24"/>
+        </w:rPr>
+      </w:pPr>
+      <w:r>
+        <w:br w:type="textWrapping"/>
+      </w:r>
+    </w:p>
+    <w:p>
+      <w:pPr>
+        <w:spacing w:after="240" w:line="240" w:lineRule="auto"/>
+        <w:jc w:val="left"/>
+        <w:rPr>
+          <w:rFonts w:eastAsia="Times New Roman"/>
+          <w:sz w:val="24"/>
+        </w:rPr>
+      </w:pPr>
+      <w:r>
+        <w:br w:type="textWrapping"/>
+      </w:r>
+    </w:p>
+    <w:p>
+      <w:pPr>
+        <w:spacing w:after="240" w:line="240" w:lineRule="auto"/>
+        <w:jc w:val="left"/>
+        <w:rPr>
+          <w:rFonts w:eastAsia="Times New Roman"/>
+          <w:sz w:val="24"/>
+        </w:rPr>
+      </w:pPr>
+      <w:r>
+        <w:br w:type="textWrapping"/>
+      </w:r>
+      <w:r>
+        <w:br w:type="textWrapping"/>
+      </w:r>
+    </w:p>
+    <w:p>
+      <w:pPr>
+        <w:spacing w:after="120" w:line="240" w:lineRule="auto"/>
+        <w:jc w:val="right"/>
+        <w:rPr>
+          <w:rFonts w:eastAsia="Times New Roman"/>
+          <w:sz w:val="24"/>
+        </w:rPr>
+      </w:pPr>
+      <w:r>
+        <w:rPr>
+          <w:rFonts w:ascii="Times New Roman" w:hAnsi="Times New Roman" w:eastAsia="Times New Roman" w:cs="Times New Roman"/>
+          <w:color w:val="000000"/>
+          <w:sz w:val="28"/>
+          <w:szCs w:val="24"/>
+        </w:rPr>
+        <w:t>Выполнил: обучающийся гр. ИСТ-33</w:t>
+      </w:r>
+    </w:p>
+    <w:p>
+      <w:pPr>
+        <w:spacing w:after="120" w:line="240" w:lineRule="auto"/>
+        <w:jc w:val="right"/>
+        <w:rPr>
+          <w:rFonts w:eastAsia="Times New Roman"/>
+          <w:sz w:val="24"/>
+        </w:rPr>
+      </w:pPr>
+      <w:r>
+        <w:rPr>
+          <w:rFonts w:ascii="Times New Roman" w:hAnsi="Times New Roman" w:eastAsia="Times New Roman" w:cs="Times New Roman"/>
+          <w:color w:val="000000"/>
+          <w:sz w:val="28"/>
+          <w:szCs w:val="24"/>
+        </w:rPr>
+        <w:t>Петров В.Д.</w:t>
+      </w:r>
+    </w:p>
+    <w:p>
+      <w:pPr>
+        <w:spacing w:after="120" w:line="240" w:lineRule="auto"/>
+        <w:jc w:val="right"/>
+        <w:rPr>
+          <w:rFonts w:eastAsia="Times New Roman"/>
+          <w:sz w:val="24"/>
+        </w:rPr>
+      </w:pPr>
+      <w:r>
+        <w:rPr>
+          <w:rFonts w:ascii="Times New Roman" w:hAnsi="Times New Roman" w:eastAsia="Times New Roman" w:cs="Times New Roman"/>
+          <w:color w:val="000000"/>
+          <w:sz w:val="28"/>
+          <w:szCs w:val="24"/>
+        </w:rPr>
+        <w:t>Проверил: Чесноков С. Е.</w:t>
+      </w:r>
+    </w:p>
+    <w:p>
+      <w:pPr>
+        <w:spacing w:line="240" w:lineRule="auto"/>
+        <w:jc w:val="left"/>
+        <w:rPr>
+          <w:rFonts w:eastAsia="Times New Roman"/>
+          <w:sz w:val="24"/>
+        </w:rPr>
+      </w:pPr>
+    </w:p>
+    <w:p>
+      <w:pPr>
+        <w:spacing w:after="120" w:line="240" w:lineRule="auto"/>
+        <w:ind w:left="283"/>
+        <w:jc w:val="right"/>
+        <w:rPr>
+          <w:rFonts w:eastAsia="Times New Roman"/>
+          <w:sz w:val="24"/>
+        </w:rPr>
+      </w:pPr>
+      <w:r>
+        <w:rPr>
+          <w:rFonts w:ascii="Times New Roman" w:hAnsi="Times New Roman" w:eastAsia="Times New Roman" w:cs="Times New Roman"/>
+          <w:color w:val="000000"/>
+          <w:sz w:val="28"/>
+          <w:szCs w:val="24"/>
+        </w:rPr>
+        <w:t>Дата защиты _____________________</w:t>
+      </w:r>
+    </w:p>
+    <w:p>
+      <w:pPr>
+        <w:spacing w:after="120" w:line="240" w:lineRule="auto"/>
+        <w:ind w:left="283"/>
+        <w:jc w:val="right"/>
+        <w:rPr>
+          <w:rFonts w:eastAsia="Times New Roman"/>
+          <w:sz w:val="24"/>
+        </w:rPr>
+      </w:pPr>
+      <w:r>
+        <w:rPr>
+          <w:rFonts w:ascii="Times New Roman" w:hAnsi="Times New Roman" w:eastAsia="Times New Roman" w:cs="Times New Roman"/>
+          <w:color w:val="000000"/>
+          <w:sz w:val="28"/>
+          <w:szCs w:val="24"/>
+        </w:rPr>
+        <w:t>Оценка  _________________________</w:t>
+      </w:r>
+    </w:p>
+    <w:p>
+      <w:pPr>
+        <w:spacing w:after="240" w:line="240" w:lineRule="auto"/>
+        <w:jc w:val="left"/>
+        <w:rPr>
+          <w:rFonts w:eastAsia="Times New Roman"/>
+          <w:sz w:val="24"/>
+        </w:rPr>
+      </w:pPr>
+      <w:r>
+        <w:br w:type="textWrapping"/>
+      </w:r>
+      <w:r>
+        <w:br w:type="textWrapping"/>
+      </w:r>
+      <w:r>
+        <w:br w:type="textWrapping"/>
+      </w:r>
+      <w:r>
+        <w:br w:type="textWrapping"/>
+      </w:r>
+      <w:r>
+        <w:br w:type="textWrapping"/>
+      </w:r>
+      <w:r>
+        <w:br w:type="textWrapping"/>
+      </w:r>
+      <w:r>
+        <w:br w:type="textWrapping"/>
+      </w:r>
+      <w:r>
+        <w:br w:type="textWrapping"/>
+      </w:r>
+    </w:p>
+    <w:p>
+      <w:pPr>
+        <w:spacing w:after="120" w:line="240" w:lineRule="auto"/>
+        <w:ind w:left="283"/>
+        <w:jc w:val="center"/>
+        <w:rPr>
           <w:rFonts w:eastAsia="Times New Roman"/>
           <w:color w:val="000000"/>
-          <w:sz w:val="24"/>
-        </w:rPr>
-        <w:t>«ПОВОЛЖСКИЙ ГОСУДАРСТВЕННЫЙ ТЕХНОЛОГИЧЕСКИЙ УНИВЕРСИТЕТ»</w:t>
-      </w:r>
-    </w:p>
-    <w:p>
-      <w:pPr>
-        <w:spacing w:line="240" w:lineRule="auto"/>
-        <w:ind w:firstLine="0"/>
-        <w:jc w:val="left"/>
+        </w:rPr>
+      </w:pPr>
+    </w:p>
+    <w:p>
+      <w:pPr>
+        <w:spacing w:after="120" w:line="240" w:lineRule="auto"/>
+        <w:jc w:val="both"/>
+        <w:rPr>
+          <w:rFonts w:eastAsia="Times New Roman"/>
+          <w:color w:val="000000"/>
+        </w:rPr>
+      </w:pPr>
+    </w:p>
+    <w:p>
+      <w:pPr>
+        <w:spacing w:after="120" w:line="240" w:lineRule="auto"/>
+        <w:ind w:left="283"/>
+        <w:jc w:val="center"/>
+        <w:rPr>
+          <w:rFonts w:eastAsia="Times New Roman"/>
+          <w:color w:val="000000"/>
+        </w:rPr>
+      </w:pPr>
+    </w:p>
+    <w:p>
+      <w:pPr>
+        <w:spacing w:after="120" w:line="240" w:lineRule="auto"/>
+        <w:ind w:left="283"/>
+        <w:jc w:val="center"/>
         <w:rPr>
           <w:rFonts w:eastAsia="Times New Roman"/>
           <w:sz w:val="24"/>
         </w:rPr>
       </w:pPr>
-    </w:p>
-    <w:p>
-      <w:pPr>
-        <w:spacing w:line="240" w:lineRule="auto"/>
-        <w:ind w:firstLine="0"/>
-        <w:jc w:val="left"/>
-        <w:rPr>
-          <w:rFonts w:eastAsia="Times New Roman"/>
-          <w:sz w:val="24"/>
-        </w:rPr>
-      </w:pPr>
-    </w:p>
-    <w:p>
-      <w:pPr>
-        <w:spacing w:after="120" w:line="240" w:lineRule="auto"/>
-        <w:jc w:val="right"/>
-        <w:rPr>
-          <w:rFonts w:eastAsia="Times New Roman"/>
-          <w:sz w:val="24"/>
-        </w:rPr>
-      </w:pPr>
-      <w:r>
-        <w:rPr>
-          <w:rFonts w:eastAsia="Times New Roman"/>
+      <w:r>
+        <w:rPr>
+          <w:rFonts w:ascii="Times New Roman" w:hAnsi="Times New Roman" w:eastAsia="Times New Roman" w:cs="Times New Roman"/>
           <w:color w:val="000000"/>
-        </w:rPr>
-        <w:t xml:space="preserve">Кафедра </w:t>
-      </w:r>
-      <w:r>
-        <w:rPr>
-          <w:rFonts w:eastAsia="Times New Roman"/>
-          <w:color w:val="000000"/>
-        </w:rPr>
-        <w:t>радиотехники и связи</w:t>
-      </w:r>
-    </w:p>
-    <w:p>
-      <w:pPr>
-        <w:spacing w:line="240" w:lineRule="auto"/>
-        <w:ind w:firstLine="0"/>
-        <w:jc w:val="left"/>
-        <w:rPr>
-          <w:rFonts w:eastAsia="Times New Roman"/>
-          <w:sz w:val="24"/>
-        </w:rPr>
-      </w:pPr>
-    </w:p>
-    <w:p>
-      <w:pPr>
-        <w:spacing w:line="240" w:lineRule="auto"/>
-        <w:ind w:firstLine="0"/>
-        <w:jc w:val="left"/>
-        <w:rPr>
-          <w:rFonts w:eastAsia="Times New Roman"/>
-          <w:sz w:val="24"/>
-        </w:rPr>
-      </w:pPr>
-    </w:p>
-    <w:p>
-      <w:pPr>
-        <w:spacing w:line="240" w:lineRule="auto"/>
-        <w:ind w:firstLine="0"/>
-        <w:jc w:val="left"/>
-        <w:rPr>
-          <w:rFonts w:eastAsia="Times New Roman"/>
-          <w:sz w:val="24"/>
-        </w:rPr>
-      </w:pPr>
-    </w:p>
-    <w:p>
-      <w:pPr>
-        <w:spacing w:after="120" w:line="240" w:lineRule="auto"/>
-        <w:jc w:val="center"/>
-        <w:rPr>
-          <w:rFonts w:eastAsia="Times New Roman"/>
-          <w:b/>
-          <w:bCs/>
-          <w:color w:val="000000"/>
-        </w:rPr>
-      </w:pPr>
-      <w:r>
-        <w:rPr>
-          <w:rFonts w:eastAsia="Times New Roman"/>
-          <w:b/>
-          <w:bCs/>
-          <w:color w:val="000000"/>
-        </w:rPr>
-        <w:t>Отчет по лабораторной работе № 1</w:t>
-      </w:r>
-    </w:p>
-    <w:p>
-      <w:pPr>
-        <w:spacing w:after="120" w:line="240" w:lineRule="auto"/>
-        <w:jc w:val="center"/>
-        <w:rPr>
-          <w:rFonts w:eastAsia="Times New Roman"/>
-          <w:sz w:val="24"/>
-        </w:rPr>
-      </w:pPr>
-      <w:r>
-        <w:rPr>
-          <w:rFonts w:eastAsia="Times New Roman"/>
-          <w:bCs/>
-          <w:color w:val="000000"/>
-        </w:rPr>
-        <w:t>“</w:t>
-      </w:r>
-      <w:r>
-        <w:rPr>
-          <w:rFonts w:eastAsia="Times New Roman"/>
-          <w:bCs/>
-        </w:rPr>
-        <w:t>Массивы и графики в MathCAD и Python</w:t>
-      </w:r>
-      <w:r>
-        <w:rPr>
-          <w:rFonts w:eastAsia="Times New Roman"/>
-          <w:bCs/>
-          <w:color w:val="000000"/>
-        </w:rPr>
-        <w:t>”</w:t>
-      </w:r>
-    </w:p>
-    <w:p>
-      <w:pPr>
-        <w:spacing w:after="240" w:line="240" w:lineRule="auto"/>
-        <w:ind w:firstLine="0"/>
-        <w:jc w:val="left"/>
-        <w:rPr>
-          <w:rFonts w:eastAsia="Times New Roman"/>
-          <w:sz w:val="24"/>
-        </w:rPr>
-      </w:pPr>
-      <w:r>
-        <w:rPr>
-          <w:rFonts w:eastAsia="Times New Roman"/>
-          <w:sz w:val="24"/>
-        </w:rPr>
-        <w:br/>
-      </w:r>
-    </w:p>
-    <w:p>
-      <w:pPr>
-        <w:spacing w:after="240" w:line="240" w:lineRule="auto"/>
-        <w:ind w:firstLine="0"/>
-        <w:jc w:val="left"/>
-        <w:rPr>
-          <w:rFonts w:eastAsia="Times New Roman"/>
-          <w:sz w:val="24"/>
-        </w:rPr>
-      </w:pPr>
-      <w:r>
-        <w:rPr>
-          <w:rFonts w:eastAsia="Times New Roman"/>
-          <w:sz w:val="24"/>
-        </w:rPr>
-        <w:br/>
-      </w:r>
-    </w:p>
-    <w:p>
-      <w:pPr>
-        <w:spacing w:after="240" w:line="240" w:lineRule="auto"/>
-        <w:ind w:firstLine="0"/>
-        <w:jc w:val="left"/>
-        <w:rPr>
-          <w:rFonts w:eastAsia="Times New Roman"/>
-          <w:sz w:val="24"/>
-        </w:rPr>
-      </w:pPr>
-      <w:r>
-        <w:rPr>
-          <w:rFonts w:eastAsia="Times New Roman"/>
-          <w:sz w:val="24"/>
-        </w:rPr>
-        <w:br/>
-      </w:r>
-      <w:r>
-        <w:rPr>
-          <w:rFonts w:eastAsia="Times New Roman"/>
-          <w:sz w:val="24"/>
-        </w:rPr>
-        <w:br/>
-      </w:r>
-    </w:p>
-    <w:p>
-      <w:pPr>
-        <w:spacing w:after="120" w:line="240" w:lineRule="auto"/>
-        <w:jc w:val="right"/>
-        <w:rPr>
-          <w:rFonts w:eastAsia="Times New Roman"/>
-          <w:sz w:val="24"/>
-        </w:rPr>
-      </w:pPr>
-      <w:r>
-        <w:rPr>
-          <w:rFonts w:eastAsia="Times New Roman"/>
-          <w:color w:val="000000"/>
-        </w:rPr>
-        <w:t>Вы</w:t>
-      </w:r>
-      <w:r>
-        <w:rPr>
-          <w:rFonts w:eastAsia="Times New Roman"/>
-          <w:color w:val="000000"/>
-        </w:rPr>
-        <w:t xml:space="preserve">полнил: </w:t>
-      </w:r>
-      <w:r>
-        <w:rPr>
-          <w:rFonts w:eastAsia="Times New Roman"/>
-          <w:color w:val="000000"/>
-        </w:rPr>
-        <w:t xml:space="preserve">обучающийся гр. </w:t>
-      </w:r>
-      <w:r>
-        <w:rPr>
-          <w:rFonts w:eastAsia="Times New Roman"/>
-          <w:color w:val="000000"/>
-        </w:rPr>
-        <w:t>ИСТ-2</w:t>
-      </w:r>
-      <w:r>
-        <w:rPr>
-          <w:rFonts w:eastAsia="Times New Roman"/>
-          <w:color w:val="000000"/>
-        </w:rPr>
-        <w:t>3</w:t>
-      </w:r>
-    </w:p>
-    <w:p>
-      <w:pPr>
-        <w:spacing w:after="120" w:line="240" w:lineRule="auto"/>
-        <w:jc w:val="right"/>
-        <w:rPr>
-          <w:rFonts w:eastAsia="Times New Roman"/>
-          <w:sz w:val="24"/>
-        </w:rPr>
-      </w:pPr>
-      <w:r>
-        <w:rPr>
-          <w:rFonts w:eastAsia="Times New Roman"/>
-          <w:color w:val="000000"/>
-        </w:rPr>
-        <w:t>Петров В.Д.</w:t>
-      </w:r>
-    </w:p>
-    <w:p>
-      <w:pPr>
-        <w:spacing w:after="120" w:line="240" w:lineRule="auto"/>
-        <w:jc w:val="right"/>
-        <w:rPr>
-          <w:rFonts w:eastAsia="Times New Roman"/>
-          <w:sz w:val="24"/>
-        </w:rPr>
-      </w:pPr>
-      <w:r>
-        <w:rPr>
-          <w:rFonts w:eastAsia="Times New Roman"/>
-          <w:color w:val="000000"/>
-        </w:rPr>
-        <w:t xml:space="preserve">Проверил: </w:t>
-      </w:r>
-    </w:p>
-    <w:p>
-      <w:pPr>
-        <w:spacing w:line="240" w:lineRule="auto"/>
-        <w:ind w:firstLine="0"/>
-        <w:jc w:val="left"/>
-        <w:rPr>
-          <w:rFonts w:eastAsia="Times New Roman"/>
-          <w:sz w:val="24"/>
-        </w:rPr>
-      </w:pPr>
-    </w:p>
-    <w:p>
-      <w:pPr>
-        <w:spacing w:after="120" w:line="240" w:lineRule="auto"/>
-        <w:ind w:left="283" w:firstLine="0"/>
-        <w:jc w:val="right"/>
-        <w:rPr>
-          <w:rFonts w:eastAsia="Times New Roman"/>
-          <w:sz w:val="24"/>
-        </w:rPr>
-      </w:pPr>
-      <w:r>
-        <w:rPr>
-          <w:rFonts w:eastAsia="Times New Roman"/>
-          <w:color w:val="000000"/>
-        </w:rPr>
-        <w:t>Дата защиты _____________________</w:t>
-      </w:r>
-    </w:p>
-    <w:p>
-      <w:pPr>
-        <w:spacing w:after="120" w:line="240" w:lineRule="auto"/>
-        <w:ind w:left="283" w:firstLine="0"/>
-        <w:jc w:val="right"/>
-        <w:rPr>
-          <w:rFonts w:eastAsia="Times New Roman"/>
-          <w:sz w:val="24"/>
-        </w:rPr>
-      </w:pPr>
-      <w:r>
-        <w:rPr>
-          <w:rFonts w:eastAsia="Times New Roman"/>
-          <w:color w:val="000000"/>
-        </w:rPr>
-        <w:t>Оценка  _________________________</w:t>
-      </w:r>
-    </w:p>
-    <w:p>
-      <w:pPr>
-        <w:spacing w:after="240" w:line="240" w:lineRule="auto"/>
-        <w:ind w:firstLine="0"/>
-        <w:jc w:val="left"/>
-        <w:rPr>
-          <w:rFonts w:eastAsia="Times New Roman"/>
-          <w:sz w:val="24"/>
-        </w:rPr>
-      </w:pPr>
-      <w:r>
-        <w:rPr>
-          <w:rFonts w:eastAsia="Times New Roman"/>
-          <w:sz w:val="24"/>
-        </w:rPr>
-        <w:br/>
-      </w:r>
-      <w:r>
-        <w:rPr>
-          <w:rFonts w:eastAsia="Times New Roman"/>
-          <w:sz w:val="24"/>
-        </w:rPr>
-        <w:br/>
-      </w:r>
-      <w:r>
-        <w:rPr>
-          <w:rFonts w:eastAsia="Times New Roman"/>
-          <w:sz w:val="24"/>
-        </w:rPr>
-        <w:br/>
-      </w:r>
-      <w:r>
-        <w:rPr>
-          <w:rFonts w:eastAsia="Times New Roman"/>
-          <w:sz w:val="24"/>
-        </w:rPr>
-        <w:br/>
-      </w:r>
-      <w:r>
-        <w:rPr>
-          <w:rFonts w:eastAsia="Times New Roman"/>
-          <w:sz w:val="24"/>
-        </w:rPr>
-        <w:br/>
-      </w:r>
-      <w:r>
-        <w:rPr>
-          <w:rFonts w:eastAsia="Times New Roman"/>
-          <w:sz w:val="24"/>
-        </w:rPr>
-        <w:br/>
-      </w:r>
-      <w:r>
-        <w:rPr>
-          <w:rFonts w:eastAsia="Times New Roman"/>
-          <w:sz w:val="24"/>
-        </w:rPr>
-        <w:br/>
-      </w:r>
-      <w:r>
-        <w:rPr>
-          <w:rFonts w:eastAsia="Times New Roman"/>
-          <w:sz w:val="24"/>
-        </w:rPr>
-        <w:br/>
-      </w:r>
-    </w:p>
-    <w:p>
-      <w:pPr>
-        <w:spacing w:after="120" w:line="240" w:lineRule="auto"/>
-        <w:ind w:left="283" w:firstLine="0"/>
-        <w:jc w:val="center"/>
-        <w:rPr>
-          <w:rFonts w:eastAsia="Times New Roman"/>
-          <w:color w:val="000000"/>
-        </w:rPr>
-      </w:pPr>
-    </w:p>
-    <w:p>
-      <w:pPr>
-        <w:spacing w:after="120" w:line="240" w:lineRule="auto"/>
-        <w:ind w:firstLine="0"/>
-        <w:rPr>
-          <w:rFonts w:eastAsia="Times New Roman"/>
-          <w:color w:val="000000"/>
-        </w:rPr>
-      </w:pPr>
-    </w:p>
-    <w:p>
-      <w:pPr>
-        <w:spacing w:after="120" w:line="240" w:lineRule="auto"/>
-        <w:ind w:left="283" w:firstLine="0"/>
-        <w:jc w:val="center"/>
-        <w:rPr>
-          <w:rFonts w:eastAsia="Times New Roman"/>
-          <w:color w:val="000000"/>
-        </w:rPr>
-      </w:pPr>
-    </w:p>
-    <w:p>
-      <w:pPr>
-        <w:spacing w:after="120" w:line="240" w:lineRule="auto"/>
-        <w:ind w:left="283" w:firstLine="0"/>
-        <w:jc w:val="center"/>
-        <w:rPr>
-          <w:rFonts w:eastAsia="Times New Roman"/>
-          <w:sz w:val="24"/>
-        </w:rPr>
-      </w:pPr>
-      <w:r>
-        <w:rPr>
-          <w:rFonts w:eastAsia="Times New Roman"/>
-          <w:color w:val="000000"/>
+          <w:sz w:val="28"/>
+          <w:szCs w:val="24"/>
         </w:rPr>
         <w:t>Йошкар-Ола</w:t>
       </w:r>
@@ -518,27 +457,31 @@
     <w:p>
       <w:pPr>
         <w:widowControl/>
-        <w:autoSpaceDE/>
-        <w:autoSpaceDN/>
-        <w:adjustRightInd/>
         <w:spacing w:after="160" w:line="259" w:lineRule="auto"/>
         <w:ind w:firstLine="283"/>
         <w:jc w:val="center"/>
       </w:pPr>
       <w:r>
         <w:rPr>
-          <w:rFonts w:eastAsia="Times New Roman"/>
+          <w:rFonts w:ascii="Times New Roman" w:hAnsi="Times New Roman" w:eastAsia="Times New Roman" w:cs="Times New Roman"/>
           <w:color w:val="000000"/>
+          <w:sz w:val="28"/>
+          <w:szCs w:val="24"/>
         </w:rPr>
         <w:t>20</w:t>
       </w:r>
       <w:r>
         <w:rPr>
-          <w:rFonts w:eastAsia="Times New Roman"/>
+          <w:rFonts w:ascii="Times New Roman" w:hAnsi="Times New Roman" w:eastAsia="Times New Roman" w:cs="Times New Roman"/>
           <w:color w:val="000000"/>
+          <w:sz w:val="28"/>
+          <w:szCs w:val="24"/>
         </w:rPr>
         <w:t>26</w:t>
       </w:r>
+      <w:r/>
+    </w:p>
+    <w:p>
       <w:r>
         <w:br w:type="page"/>
       </w:r>
@@ -546,52 +489,83 @@
     <w:p>
       <w:pPr>
         <w:pStyle w:val="1"/>
+        <w:jc w:val="center"/>
       </w:pPr>
       <w:r>
         <w:lastRenderedPageBreak/>
+        <w:rPr>
+          <w:rFonts w:ascii="Calibri" w:hAnsi="Times New Roman" w:cs="Calibri" w:asciiTheme="minorHAnsi" w:eastAsiaTheme="majorEastAsia" w:csTheme="majorBidi"/>
+          <w:b/>
+          <w:bCs/>
+          <w:color w:val="000000" w:themeColor="text1"/>
+          <w:sz w:val="28"/>
+          <w:szCs w:val="32"/>
+        </w:rPr>
         <w:t>Практическая</w:t>
       </w:r>
       <w:r>
+        <w:rPr>
+          <w:rFonts w:ascii="Calibri" w:hAnsi="Times New Roman" w:cs="Calibri" w:asciiTheme="minorHAnsi" w:eastAsiaTheme="majorEastAsia" w:csTheme="majorBidi"/>
+          <w:b/>
+          <w:bCs/>
+          <w:color w:val="000000" w:themeColor="text1"/>
+          <w:sz w:val="28"/>
+          <w:szCs w:val="32"/>
+        </w:rPr>
         <w:t xml:space="preserve"> </w:t>
       </w:r>
       <w:r>
+        <w:rPr>
+          <w:rFonts w:ascii="Calibri" w:hAnsi="Times New Roman" w:cs="Calibri" w:asciiTheme="minorHAnsi" w:eastAsiaTheme="majorEastAsia" w:csTheme="majorBidi"/>
+          <w:b/>
+          <w:bCs/>
+          <w:color w:val="000000" w:themeColor="text1"/>
+          <w:sz w:val="28"/>
+          <w:szCs w:val="32"/>
+        </w:rPr>
         <w:t>работа</w:t>
       </w:r>
       <w:r>
+        <w:rPr>
+          <w:rFonts w:ascii="Calibri" w:hAnsi="Times New Roman" w:cs="Calibri" w:asciiTheme="minorHAnsi" w:eastAsiaTheme="majorEastAsia" w:csTheme="majorBidi"/>
+          <w:b/>
+          <w:bCs/>
+          <w:color w:val="000000" w:themeColor="text1"/>
+          <w:sz w:val="28"/>
+          <w:szCs w:val="32"/>
+        </w:rPr>
         <w:t xml:space="preserve"> </w:t>
       </w:r>
     </w:p>
     <w:p>
       <w:pPr>
         <w:pStyle w:val="a5"/>
-        <w:rPr>
-          <w:b/>
-        </w:rPr>
-      </w:pPr>
-      <w:r>
-        <w:rPr>
-          <w:b/>
+        <w:jc w:val="center"/>
+        <w:rPr>
+          <w:b/>
+        </w:rPr>
+      </w:pPr>
+      <w:r>
+        <w:rPr>
+          <w:rFonts w:ascii="Times New Roman" w:hAnsi="Times New Roman" w:cs="Times New Roman" w:eastAsiaTheme="minorEastAsia"/>
+          <w:b/>
+          <w:bCs/>
+          <w:sz w:val="28"/>
+          <w:szCs w:val="24"/>
         </w:rPr>
         <w:t>Получение справочной информации по командам</w:t>
       </w:r>
     </w:p>
     <w:p>
       <w:pPr>
-        <w:ind w:firstLine="0"/>
         <w:jc w:val="center"/>
-        <w:rPr>
-          <w:lang w:val="en-US"/>
-        </w:rPr>
-      </w:pPr>
-      <w:r>
-        <w:rPr>
-          <w:noProof/>
-        </w:rPr>
+      </w:pPr>
+      <w:r>
         <w:drawing>
-          <wp:inline distT="0" distB="0" distL="0" distR="0" wp14:anchorId="43D4B518" wp14:editId="3B097B04">
-            <wp:extent cx="3371354" cy="5030904"/>
-            <wp:effectExtent l="0" t="0" r="635" b="0"/>
-            <wp:docPr id="1" name="Рисунок 1"/>
+          <wp:inline distT="0" distB="0" distL="0" distR="0">
+            <wp:extent cx="3371850" cy="5029200"/>
+            <wp:effectExtent l="0" t="0" r="0" b="0"/>
+            <wp:docPr id="100000" name="Picture 100000"/>
             <wp:cNvGraphicFramePr>
               <a:graphicFrameLocks xmlns:a="http://schemas.openxmlformats.org/drawingml/2006/main" noChangeAspect="1"/>
             </wp:cNvGraphicFramePr>
@@ -599,11 +573,11 @@
               <a:graphicData uri="http://schemas.openxmlformats.org/drawingml/2006/picture">
                 <pic:pic xmlns:pic="http://schemas.openxmlformats.org/drawingml/2006/picture">
                   <pic:nvPicPr>
-                    <pic:cNvPr id="1" name=""/>
+                    <pic:cNvPr id="100000" name="image100000"/>
                     <pic:cNvPicPr/>
                   </pic:nvPicPr>
                   <pic:blipFill>
-                    <a:blip r:embed="rId5"/>
+                    <a:blip r:embed="rId20"/>
                     <a:stretch>
                       <a:fillRect/>
                     </a:stretch>
@@ -611,7 +585,7 @@
                   <pic:spPr>
                     <a:xfrm>
                       <a:off x="0" y="0"/>
-                      <a:ext cx="3409090" cy="5087216"/>
+                      <a:ext cx="3371850" cy="5029200"/>
                     </a:xfrm>
                     <a:prstGeom prst="rect">
                       <a:avLst/>
@@ -627,41 +601,46 @@
     <w:p>
       <w:pPr>
         <w:pStyle w:val="a7"/>
-        <w:rPr>
-          <w:lang w:val="en-US"/>
-        </w:rPr>
-      </w:pPr>
-      <w:r>
+        <w:jc w:val="center"/>
+      </w:pPr>
+      <w:r>
+        <w:rPr>
+          <w:rFonts w:ascii="Times New Roman" w:hAnsi="Times New Roman" w:cs="Times New Roman" w:eastAsiaTheme="minorEastAsia"/>
+          <w:i/>
+          <w:iCs/>
+          <w:sz w:val="24"/>
+          <w:szCs w:val="24"/>
+        </w:rPr>
         <w:t xml:space="preserve">Справочная информация по утилите </w:t>
       </w:r>
       <w:r>
         <w:rPr>
-          <w:lang w:val="en-US"/>
+          <w:rFonts w:ascii="Times New Roman" w:hAnsi="Times New Roman" w:cs="Times New Roman" w:eastAsiaTheme="minorEastAsia"/>
+          <w:i/>
+          <w:iCs/>
+          <w:sz w:val="24"/>
+          <w:szCs w:val="24"/>
         </w:rPr>
         <w:t>ipconfig</w:t>
       </w:r>
     </w:p>
     <w:p>
       <w:pPr>
-        <w:rPr>
-          <w:lang w:val="en-US"/>
-        </w:rPr>
+        <w:jc w:val="both"/>
       </w:pPr>
     </w:p>
     <w:p>
       <w:pPr>
         <w:pStyle w:val="a5"/>
-        <w:rPr>
-          <w:lang w:val="en-US"/>
-        </w:rPr>
+        <w:jc w:val="center"/>
       </w:pPr>
       <w:r>
         <w:lastRenderedPageBreak/>
         <w:drawing>
-          <wp:inline distT="0" distB="0" distL="0" distR="0" wp14:anchorId="668DA5E6" wp14:editId="192DB889">
-            <wp:extent cx="3252084" cy="3475958"/>
-            <wp:effectExtent l="0" t="0" r="5715" b="0"/>
-            <wp:docPr id="2" name="Рисунок 2"/>
+          <wp:inline distT="0" distB="0" distL="0" distR="0">
+            <wp:extent cx="3248025" cy="3476625"/>
+            <wp:effectExtent l="0" t="0" r="9525" b="0"/>
+            <wp:docPr id="100001" name="Picture 100001"/>
             <wp:cNvGraphicFramePr>
               <a:graphicFrameLocks xmlns:a="http://schemas.openxmlformats.org/drawingml/2006/main" noChangeAspect="1"/>
             </wp:cNvGraphicFramePr>
@@ -669,11 +648,11 @@
               <a:graphicData uri="http://schemas.openxmlformats.org/drawingml/2006/picture">
                 <pic:pic xmlns:pic="http://schemas.openxmlformats.org/drawingml/2006/picture">
                   <pic:nvPicPr>
-                    <pic:cNvPr id="1" name=""/>
+                    <pic:cNvPr id="100001" name="image100001"/>
                     <pic:cNvPicPr/>
                   </pic:nvPicPr>
                   <pic:blipFill>
-                    <a:blip r:embed="rId6"/>
+                    <a:blip r:embed="rId21"/>
                     <a:stretch>
                       <a:fillRect/>
                     </a:stretch>
@@ -681,7 +660,7 @@
                   <pic:spPr>
                     <a:xfrm>
                       <a:off x="0" y="0"/>
-                      <a:ext cx="3274066" cy="3499453"/>
+                      <a:ext cx="3248025" cy="3476625"/>
                     </a:xfrm>
                     <a:prstGeom prst="rect">
                       <a:avLst/>
@@ -697,16 +676,25 @@
     <w:p>
       <w:pPr>
         <w:pStyle w:val="a7"/>
-        <w:rPr>
-          <w:lang w:val="en-US"/>
-        </w:rPr>
-      </w:pPr>
-      <w:r>
+        <w:jc w:val="center"/>
+      </w:pPr>
+      <w:r>
+        <w:rPr>
+          <w:rFonts w:ascii="Times New Roman" w:hAnsi="Times New Roman" w:cs="Times New Roman" w:eastAsiaTheme="minorEastAsia"/>
+          <w:i/>
+          <w:iCs/>
+          <w:sz w:val="24"/>
+          <w:szCs w:val="24"/>
+        </w:rPr>
         <w:t xml:space="preserve">Справочная информация по утилите </w:t>
       </w:r>
       <w:r>
         <w:rPr>
-          <w:lang w:val="en-US"/>
+          <w:rFonts w:ascii="Times New Roman" w:hAnsi="Times New Roman" w:cs="Times New Roman" w:eastAsiaTheme="minorEastAsia"/>
+          <w:i/>
+          <w:iCs/>
+          <w:sz w:val="24"/>
+          <w:szCs w:val="24"/>
         </w:rPr>
         <w:t>ping</w:t>
       </w:r>
@@ -714,16 +702,14 @@
     <w:p>
       <w:pPr>
         <w:pStyle w:val="a5"/>
-        <w:rPr>
-          <w:lang w:val="en-US"/>
-        </w:rPr>
+        <w:jc w:val="center"/>
       </w:pPr>
       <w:r>
         <w:drawing>
-          <wp:inline distT="0" distB="0" distL="0" distR="0" wp14:anchorId="2EB3DD91" wp14:editId="6C9795D6">
-            <wp:extent cx="4200525" cy="1626010"/>
+          <wp:inline distT="0" distB="0" distL="0" distR="0">
+            <wp:extent cx="4200525" cy="1628775"/>
             <wp:effectExtent l="0" t="0" r="0" b="0"/>
-            <wp:docPr id="3" name="Рисунок 3"/>
+            <wp:docPr id="100002" name="Picture 100002"/>
             <wp:cNvGraphicFramePr>
               <a:graphicFrameLocks xmlns:a="http://schemas.openxmlformats.org/drawingml/2006/main" noChangeAspect="1"/>
             </wp:cNvGraphicFramePr>
@@ -731,11 +717,11 @@
               <a:graphicData uri="http://schemas.openxmlformats.org/drawingml/2006/picture">
                 <pic:pic xmlns:pic="http://schemas.openxmlformats.org/drawingml/2006/picture">
                   <pic:nvPicPr>
-                    <pic:cNvPr id="1" name=""/>
+                    <pic:cNvPr id="100002" name="image100002"/>
                     <pic:cNvPicPr/>
                   </pic:nvPicPr>
                   <pic:blipFill>
-                    <a:blip r:embed="rId7"/>
+                    <a:blip r:embed="rId22"/>
                     <a:stretch>
                       <a:fillRect/>
                     </a:stretch>
@@ -743,7 +729,7 @@
                   <pic:spPr>
                     <a:xfrm>
                       <a:off x="0" y="0"/>
-                      <a:ext cx="4245404" cy="1643382"/>
+                      <a:ext cx="4200525" cy="1628775"/>
                     </a:xfrm>
                     <a:prstGeom prst="rect">
                       <a:avLst/>
@@ -759,16 +745,25 @@
     <w:p>
       <w:pPr>
         <w:pStyle w:val="a7"/>
-        <w:rPr>
-          <w:lang w:val="en-US"/>
-        </w:rPr>
-      </w:pPr>
-      <w:r>
+        <w:jc w:val="center"/>
+      </w:pPr>
+      <w:r>
+        <w:rPr>
+          <w:rFonts w:ascii="Times New Roman" w:hAnsi="Times New Roman" w:cs="Times New Roman" w:eastAsiaTheme="minorEastAsia"/>
+          <w:i/>
+          <w:iCs/>
+          <w:sz w:val="24"/>
+          <w:szCs w:val="24"/>
+        </w:rPr>
         <w:t xml:space="preserve">Справочная информация по утилите </w:t>
       </w:r>
       <w:r>
         <w:rPr>
-          <w:lang w:val="en-US"/>
+          <w:rFonts w:ascii="Times New Roman" w:hAnsi="Times New Roman" w:cs="Times New Roman" w:eastAsiaTheme="minorEastAsia"/>
+          <w:i/>
+          <w:iCs/>
+          <w:sz w:val="24"/>
+          <w:szCs w:val="24"/>
         </w:rPr>
         <w:t>tracert</w:t>
       </w:r>
@@ -776,16 +771,14 @@
     <w:p>
       <w:pPr>
         <w:pStyle w:val="a5"/>
-        <w:rPr>
-          <w:lang w:val="en-US"/>
-        </w:rPr>
+        <w:jc w:val="center"/>
       </w:pPr>
       <w:r>
         <w:drawing>
-          <wp:inline distT="0" distB="0" distL="0" distR="0" wp14:anchorId="1AD83C15" wp14:editId="7C9A5AB9">
-            <wp:extent cx="2410161" cy="809738"/>
+          <wp:inline distT="0" distB="0" distL="0" distR="0">
+            <wp:extent cx="2409825" cy="809625"/>
             <wp:effectExtent l="0" t="0" r="9525" b="9525"/>
-            <wp:docPr id="6" name="Рисунок 6"/>
+            <wp:docPr id="100003" name="Picture 100003"/>
             <wp:cNvGraphicFramePr>
               <a:graphicFrameLocks xmlns:a="http://schemas.openxmlformats.org/drawingml/2006/main" noChangeAspect="1"/>
             </wp:cNvGraphicFramePr>
@@ -793,11 +786,11 @@
               <a:graphicData uri="http://schemas.openxmlformats.org/drawingml/2006/picture">
                 <pic:pic xmlns:pic="http://schemas.openxmlformats.org/drawingml/2006/picture">
                   <pic:nvPicPr>
-                    <pic:cNvPr id="1" name=""/>
+                    <pic:cNvPr id="100003" name="image100003"/>
                     <pic:cNvPicPr/>
                   </pic:nvPicPr>
                   <pic:blipFill>
-                    <a:blip r:embed="rId8"/>
+                    <a:blip r:embed="rId23"/>
                     <a:stretch>
                       <a:fillRect/>
                     </a:stretch>
@@ -805,7 +798,7 @@
                   <pic:spPr>
                     <a:xfrm>
                       <a:off x="0" y="0"/>
-                      <a:ext cx="2410161" cy="809738"/>
+                      <a:ext cx="2409825" cy="809625"/>
                     </a:xfrm>
                     <a:prstGeom prst="rect">
                       <a:avLst/>
@@ -821,35 +814,59 @@
     <w:p>
       <w:pPr>
         <w:pStyle w:val="a7"/>
-        <w:rPr>
-          <w:lang w:val="en-US"/>
-        </w:rPr>
-      </w:pPr>
-      <w:r>
+        <w:jc w:val="center"/>
+      </w:pPr>
+      <w:r>
+        <w:rPr>
+          <w:rFonts w:ascii="Times New Roman" w:hAnsi="Times New Roman" w:cs="Times New Roman" w:eastAsiaTheme="minorEastAsia"/>
+          <w:i/>
+          <w:iCs/>
+          <w:sz w:val="24"/>
+          <w:szCs w:val="24"/>
+        </w:rPr>
         <w:t xml:space="preserve">Справочная информация по утилите </w:t>
       </w:r>
       <w:r>
         <w:rPr>
-          <w:lang w:val="en-US"/>
+          <w:rFonts w:ascii="Times New Roman" w:hAnsi="Times New Roman" w:cs="Times New Roman" w:eastAsiaTheme="minorEastAsia"/>
+          <w:i/>
+          <w:iCs/>
+          <w:sz w:val="24"/>
+          <w:szCs w:val="24"/>
         </w:rPr>
         <w:t>hostname</w:t>
       </w:r>
     </w:p>
     <w:p>
-      <w:r>
+      <w:pPr>
+        <w:spacing w:line="360" w:lineRule="auto"/>
+        <w:ind w:firstLine="709"/>
+        <w:jc w:val="both"/>
+      </w:pPr>
+      <w:r>
+        <w:rPr>
+          <w:rFonts w:ascii="Times New Roman" w:hAnsi="Times New Roman" w:cs="Times New Roman" w:eastAsiaTheme="minorEastAsia"/>
+          <w:sz w:val="28"/>
+          <w:szCs w:val="24"/>
+        </w:rPr>
         <w:t>Справка короткая – ключ /? показывает только синтаксис: hostname [/?]. Сама команда без ключей выводит имя хоста.</w:t>
       </w:r>
     </w:p>
     <w:p>
       <w:pPr>
         <w:pStyle w:val="a5"/>
-        <w:rPr>
-          <w:b/>
-        </w:rPr>
-      </w:pPr>
-      <w:r>
-        <w:rPr>
-          <w:b/>
+        <w:jc w:val="center"/>
+        <w:rPr>
+          <w:b/>
+        </w:rPr>
+      </w:pPr>
+      <w:r>
+        <w:rPr>
+          <w:rFonts w:ascii="Times New Roman" w:hAnsi="Times New Roman" w:cs="Times New Roman" w:eastAsiaTheme="minorEastAsia"/>
+          <w:b/>
+          <w:bCs/>
+          <w:sz w:val="28"/>
+          <w:szCs w:val="24"/>
         </w:rPr>
         <w:t>Получение имени хоста</w:t>
       </w:r>
@@ -857,13 +874,14 @@
     <w:p>
       <w:pPr>
         <w:pStyle w:val="a5"/>
+        <w:jc w:val="center"/>
       </w:pPr>
       <w:r>
         <w:drawing>
-          <wp:inline distT="0" distB="0" distL="0" distR="0" wp14:anchorId="69DE7F96" wp14:editId="5D6B008E">
-            <wp:extent cx="2181529" cy="400106"/>
+          <wp:inline distT="0" distB="0" distL="0" distR="0">
+            <wp:extent cx="2181225" cy="400050"/>
             <wp:effectExtent l="0" t="0" r="0" b="0"/>
-            <wp:docPr id="5" name="Рисунок 5"/>
+            <wp:docPr id="100004" name="Picture 100004"/>
             <wp:cNvGraphicFramePr>
               <a:graphicFrameLocks xmlns:a="http://schemas.openxmlformats.org/drawingml/2006/main" noChangeAspect="1"/>
             </wp:cNvGraphicFramePr>
@@ -871,11 +889,11 @@
               <a:graphicData uri="http://schemas.openxmlformats.org/drawingml/2006/picture">
                 <pic:pic xmlns:pic="http://schemas.openxmlformats.org/drawingml/2006/picture">
                   <pic:nvPicPr>
-                    <pic:cNvPr id="1" name=""/>
+                    <pic:cNvPr id="100004" name="image100004"/>
                     <pic:cNvPicPr/>
                   </pic:nvPicPr>
                   <pic:blipFill>
-                    <a:blip r:embed="rId9"/>
+                    <a:blip r:embed="rId24"/>
                     <a:stretch>
                       <a:fillRect/>
                     </a:stretch>
@@ -883,7 +901,7 @@
                   <pic:spPr>
                     <a:xfrm>
                       <a:off x="0" y="0"/>
-                      <a:ext cx="2181529" cy="400106"/>
+                      <a:ext cx="2181225" cy="400050"/>
                     </a:xfrm>
                     <a:prstGeom prst="rect">
                       <a:avLst/>
@@ -899,16 +917,25 @@
     <w:p>
       <w:pPr>
         <w:pStyle w:val="a7"/>
-        <w:rPr>
-          <w:lang w:val="en-US"/>
-        </w:rPr>
-      </w:pPr>
-      <w:r>
+        <w:jc w:val="center"/>
+      </w:pPr>
+      <w:r>
+        <w:rPr>
+          <w:rFonts w:ascii="Times New Roman" w:hAnsi="Times New Roman" w:cs="Times New Roman" w:eastAsiaTheme="minorEastAsia"/>
+          <w:i/>
+          <w:iCs/>
+          <w:sz w:val="24"/>
+          <w:szCs w:val="24"/>
+        </w:rPr>
         <w:t xml:space="preserve">Имя хоста командой </w:t>
       </w:r>
       <w:r>
         <w:rPr>
-          <w:lang w:val="en-US"/>
+          <w:rFonts w:ascii="Times New Roman" w:hAnsi="Times New Roman" w:cs="Times New Roman" w:eastAsiaTheme="minorEastAsia"/>
+          <w:i/>
+          <w:iCs/>
+          <w:sz w:val="24"/>
+          <w:szCs w:val="24"/>
         </w:rPr>
         <w:t>hostname</w:t>
       </w:r>
@@ -916,6 +943,7 @@
     <w:p>
       <w:pPr>
         <w:pStyle w:val="a5"/>
+        <w:jc w:val="center"/>
         <w:rPr>
           <w:b/>
         </w:rPr>
@@ -924,6 +952,7 @@
     <w:p>
       <w:pPr>
         <w:pStyle w:val="a5"/>
+        <w:jc w:val="center"/>
         <w:rPr>
           <w:b/>
         </w:rPr>
@@ -932,6 +961,7 @@
     <w:p>
       <w:pPr>
         <w:pStyle w:val="a5"/>
+        <w:jc w:val="center"/>
         <w:rPr>
           <w:b/>
         </w:rPr>
@@ -940,21 +970,28 @@
     <w:p>
       <w:pPr>
         <w:pStyle w:val="a5"/>
-        <w:rPr>
-          <w:b/>
-          <w:lang w:val="en-US"/>
-        </w:rPr>
-      </w:pPr>
-      <w:r>
-        <w:rPr>
-          <w:b/>
+        <w:jc w:val="center"/>
+        <w:rPr>
+          <w:b/>
+        </w:rPr>
+      </w:pPr>
+      <w:r>
+        <w:rPr>
+          <w:rFonts w:ascii="Times New Roman" w:hAnsi="Times New Roman" w:cs="Times New Roman" w:eastAsiaTheme="minorEastAsia"/>
+          <w:b/>
+          <w:bCs/>
+          <w:sz w:val="28"/>
+          <w:szCs w:val="24"/>
         </w:rPr>
         <w:t xml:space="preserve">Изучение утилиты </w:t>
       </w:r>
       <w:r>
         <w:rPr>
-          <w:b/>
-          <w:lang w:val="en-US"/>
+          <w:rFonts w:ascii="Times New Roman" w:hAnsi="Times New Roman" w:cs="Times New Roman" w:eastAsiaTheme="minorEastAsia"/>
+          <w:b/>
+          <w:bCs/>
+          <w:sz w:val="28"/>
+          <w:szCs w:val="24"/>
         </w:rPr>
         <w:t>ipconfig</w:t>
       </w:r>
@@ -963,7 +1000,21 @@
       <w:tblPr>
         <w:tblStyle w:val="a3"/>
         <w:tblW w:w="0" w:type="auto"/>
-        <w:tblLook w:val="04A0" w:firstRow="1" w:lastRow="0" w:firstColumn="1" w:lastColumn="0" w:noHBand="0" w:noVBand="1"/>
+        <w:tblBorders>
+          <w:top w:val="single" w:sz="4" w:space="0" w:color="auto"/>
+          <w:left w:val="single" w:sz="4" w:space="0" w:color="auto"/>
+          <w:bottom w:val="single" w:sz="4" w:space="0" w:color="auto"/>
+          <w:right w:val="single" w:sz="4" w:space="0" w:color="auto"/>
+          <w:insideH w:val="single" w:sz="4" w:space="0" w:color="auto"/>
+          <w:insideV w:val="single" w:sz="4" w:space="0" w:color="auto"/>
+        </w:tblBorders>
+        <w:tblCellMar>
+          <w:top w:w="0" w:type="dxa"/>
+          <w:left w:w="108" w:type="dxa"/>
+          <w:bottom w:w="0" w:type="dxa"/>
+          <w:right w:w="108" w:type="dxa"/>
+        </w:tblCellMar>
+        <w:tblLook w:firstRow="1" w:firstColumn="1" w:noVBand="1"/>
       </w:tblPr>
       <w:tblGrid>
         <w:gridCol w:w="4672"/>
@@ -973,12 +1024,29 @@
         <w:tc>
           <w:tcPr>
             <w:tcW w:w="4672" w:type="dxa"/>
+            <w:tcBorders>
+              <w:top w:val="single" w:sz="4" w:space="0" w:color="auto"/>
+              <w:left w:val="single" w:sz="4" w:space="0" w:color="auto"/>
+              <w:bottom w:val="single" w:sz="4" w:space="0" w:color="auto"/>
+              <w:right w:val="single" w:sz="4" w:space="0" w:color="auto"/>
+            </w:tcBorders>
+            <w:tcMar>
+              <w:top w:w="0" w:type="dxa"/>
+              <w:left w:w="108" w:type="dxa"/>
+              <w:bottom w:w="0" w:type="dxa"/>
+              <w:right w:w="108" w:type="dxa"/>
+            </w:tcMar>
           </w:tcPr>
           <w:p>
             <w:pPr>
-              <w:ind w:firstLine="0"/>
+              <w:jc w:val="both"/>
             </w:pPr>
             <w:r>
+              <w:rPr>
+                <w:rFonts w:ascii="Times New Roman" w:hAnsi="Times New Roman" w:cs="Times New Roman" w:eastAsiaTheme="minorEastAsia"/>
+                <w:sz w:val="28"/>
+                <w:szCs w:val="24"/>
+              </w:rPr>
               <w:t>Имя хоста</w:t>
             </w:r>
           </w:p>
@@ -986,17 +1054,28 @@
         <w:tc>
           <w:tcPr>
             <w:tcW w:w="4673" w:type="dxa"/>
+            <w:tcBorders>
+              <w:top w:val="single" w:sz="4" w:space="0" w:color="auto"/>
+              <w:left w:val="single" w:sz="4" w:space="0" w:color="auto"/>
+              <w:bottom w:val="single" w:sz="4" w:space="0" w:color="auto"/>
+              <w:right w:val="single" w:sz="4" w:space="0" w:color="auto"/>
+            </w:tcBorders>
+            <w:tcMar>
+              <w:top w:w="0" w:type="dxa"/>
+              <w:left w:w="108" w:type="dxa"/>
+              <w:bottom w:w="0" w:type="dxa"/>
+              <w:right w:w="108" w:type="dxa"/>
+            </w:tcMar>
           </w:tcPr>
           <w:p>
             <w:pPr>
-              <w:ind w:firstLine="0"/>
-              <w:rPr>
-                <w:lang w:val="en-US"/>
-              </w:rPr>
+              <w:jc w:val="both"/>
             </w:pPr>
             <w:r>
               <w:rPr>
-                <w:lang w:val="en-US"/>
+                <w:rFonts w:ascii="Times New Roman" w:hAnsi="Times New Roman" w:cs="Times New Roman" w:eastAsiaTheme="minorEastAsia"/>
+                <w:sz w:val="28"/>
+                <w:szCs w:val="24"/>
               </w:rPr>
               <w:t>DESKTOP-DHDCDVH</w:t>
             </w:r>
@@ -1007,18 +1086,37 @@
         <w:tc>
           <w:tcPr>
             <w:tcW w:w="4672" w:type="dxa"/>
+            <w:tcBorders>
+              <w:top w:val="single" w:sz="4" w:space="0" w:color="auto"/>
+              <w:left w:val="single" w:sz="4" w:space="0" w:color="auto"/>
+              <w:bottom w:val="single" w:sz="4" w:space="0" w:color="auto"/>
+              <w:right w:val="single" w:sz="4" w:space="0" w:color="auto"/>
+            </w:tcBorders>
+            <w:tcMar>
+              <w:top w:w="0" w:type="dxa"/>
+              <w:left w:w="108" w:type="dxa"/>
+              <w:bottom w:w="0" w:type="dxa"/>
+              <w:right w:w="108" w:type="dxa"/>
+            </w:tcMar>
           </w:tcPr>
           <w:p>
             <w:pPr>
-              <w:ind w:firstLine="0"/>
+              <w:jc w:val="both"/>
             </w:pPr>
             <w:r>
               <w:rPr>
-                <w:lang w:val="en-US"/>
+                <w:rFonts w:ascii="Times New Roman" w:hAnsi="Times New Roman" w:cs="Times New Roman" w:eastAsiaTheme="minorEastAsia"/>
+                <w:sz w:val="28"/>
+                <w:szCs w:val="24"/>
               </w:rPr>
               <w:t>IP-</w:t>
             </w:r>
             <w:r>
+              <w:rPr>
+                <w:rFonts w:ascii="Times New Roman" w:hAnsi="Times New Roman" w:cs="Times New Roman" w:eastAsiaTheme="minorEastAsia"/>
+                <w:sz w:val="28"/>
+                <w:szCs w:val="24"/>
+              </w:rPr>
               <w:t>адрес</w:t>
             </w:r>
           </w:p>
@@ -1026,12 +1124,29 @@
         <w:tc>
           <w:tcPr>
             <w:tcW w:w="4673" w:type="dxa"/>
+            <w:tcBorders>
+              <w:top w:val="single" w:sz="4" w:space="0" w:color="auto"/>
+              <w:left w:val="single" w:sz="4" w:space="0" w:color="auto"/>
+              <w:bottom w:val="single" w:sz="4" w:space="0" w:color="auto"/>
+              <w:right w:val="single" w:sz="4" w:space="0" w:color="auto"/>
+            </w:tcBorders>
+            <w:tcMar>
+              <w:top w:w="0" w:type="dxa"/>
+              <w:left w:w="108" w:type="dxa"/>
+              <w:bottom w:w="0" w:type="dxa"/>
+              <w:right w:w="108" w:type="dxa"/>
+            </w:tcMar>
           </w:tcPr>
           <w:p>
             <w:pPr>
-              <w:ind w:firstLine="0"/>
+              <w:jc w:val="both"/>
             </w:pPr>
             <w:r>
+              <w:rPr>
+                <w:rFonts w:ascii="Times New Roman" w:hAnsi="Times New Roman" w:cs="Times New Roman" w:eastAsiaTheme="minorEastAsia"/>
+                <w:sz w:val="28"/>
+                <w:szCs w:val="24"/>
+              </w:rPr>
               <w:t>192.168.1.142</w:t>
             </w:r>
           </w:p>
@@ -1041,12 +1156,29 @@
         <w:tc>
           <w:tcPr>
             <w:tcW w:w="4672" w:type="dxa"/>
+            <w:tcBorders>
+              <w:top w:val="single" w:sz="4" w:space="0" w:color="auto"/>
+              <w:left w:val="single" w:sz="4" w:space="0" w:color="auto"/>
+              <w:bottom w:val="single" w:sz="4" w:space="0" w:color="auto"/>
+              <w:right w:val="single" w:sz="4" w:space="0" w:color="auto"/>
+            </w:tcBorders>
+            <w:tcMar>
+              <w:top w:w="0" w:type="dxa"/>
+              <w:left w:w="108" w:type="dxa"/>
+              <w:bottom w:w="0" w:type="dxa"/>
+              <w:right w:w="108" w:type="dxa"/>
+            </w:tcMar>
           </w:tcPr>
           <w:p>
             <w:pPr>
-              <w:ind w:firstLine="0"/>
+              <w:jc w:val="both"/>
             </w:pPr>
             <w:r>
+              <w:rPr>
+                <w:rFonts w:ascii="Times New Roman" w:hAnsi="Times New Roman" w:cs="Times New Roman" w:eastAsiaTheme="minorEastAsia"/>
+                <w:sz w:val="28"/>
+                <w:szCs w:val="24"/>
+              </w:rPr>
               <w:t>Маска подсети</w:t>
             </w:r>
           </w:p>
@@ -1054,17 +1186,28 @@
         <w:tc>
           <w:tcPr>
             <w:tcW w:w="4673" w:type="dxa"/>
+            <w:tcBorders>
+              <w:top w:val="single" w:sz="4" w:space="0" w:color="auto"/>
+              <w:left w:val="single" w:sz="4" w:space="0" w:color="auto"/>
+              <w:bottom w:val="single" w:sz="4" w:space="0" w:color="auto"/>
+              <w:right w:val="single" w:sz="4" w:space="0" w:color="auto"/>
+            </w:tcBorders>
+            <w:tcMar>
+              <w:top w:w="0" w:type="dxa"/>
+              <w:left w:w="108" w:type="dxa"/>
+              <w:bottom w:w="0" w:type="dxa"/>
+              <w:right w:w="108" w:type="dxa"/>
+            </w:tcMar>
           </w:tcPr>
           <w:p>
             <w:pPr>
-              <w:ind w:firstLine="0"/>
-              <w:rPr>
-                <w:lang w:val="en-US"/>
-              </w:rPr>
+              <w:jc w:val="both"/>
             </w:pPr>
             <w:r>
               <w:rPr>
-                <w:lang w:val="en-US"/>
+                <w:rFonts w:ascii="Times New Roman" w:hAnsi="Times New Roman" w:cs="Times New Roman" w:eastAsiaTheme="minorEastAsia"/>
+                <w:sz w:val="28"/>
+                <w:szCs w:val="24"/>
               </w:rPr>
               <w:t>255.255.255.0</w:t>
             </w:r>
@@ -1075,12 +1218,29 @@
         <w:tc>
           <w:tcPr>
             <w:tcW w:w="4672" w:type="dxa"/>
+            <w:tcBorders>
+              <w:top w:val="single" w:sz="4" w:space="0" w:color="auto"/>
+              <w:left w:val="single" w:sz="4" w:space="0" w:color="auto"/>
+              <w:bottom w:val="single" w:sz="4" w:space="0" w:color="auto"/>
+              <w:right w:val="single" w:sz="4" w:space="0" w:color="auto"/>
+            </w:tcBorders>
+            <w:tcMar>
+              <w:top w:w="0" w:type="dxa"/>
+              <w:left w:w="108" w:type="dxa"/>
+              <w:bottom w:w="0" w:type="dxa"/>
+              <w:right w:w="108" w:type="dxa"/>
+            </w:tcMar>
           </w:tcPr>
           <w:p>
             <w:pPr>
-              <w:ind w:firstLine="0"/>
+              <w:jc w:val="both"/>
             </w:pPr>
             <w:r>
+              <w:rPr>
+                <w:rFonts w:ascii="Times New Roman" w:hAnsi="Times New Roman" w:cs="Times New Roman" w:eastAsiaTheme="minorEastAsia"/>
+                <w:sz w:val="28"/>
+                <w:szCs w:val="24"/>
+              </w:rPr>
               <w:t>Основной шлюз</w:t>
             </w:r>
           </w:p>
@@ -1088,17 +1248,28 @@
         <w:tc>
           <w:tcPr>
             <w:tcW w:w="4673" w:type="dxa"/>
+            <w:tcBorders>
+              <w:top w:val="single" w:sz="4" w:space="0" w:color="auto"/>
+              <w:left w:val="single" w:sz="4" w:space="0" w:color="auto"/>
+              <w:bottom w:val="single" w:sz="4" w:space="0" w:color="auto"/>
+              <w:right w:val="single" w:sz="4" w:space="0" w:color="auto"/>
+            </w:tcBorders>
+            <w:tcMar>
+              <w:top w:w="0" w:type="dxa"/>
+              <w:left w:w="108" w:type="dxa"/>
+              <w:bottom w:w="0" w:type="dxa"/>
+              <w:right w:w="108" w:type="dxa"/>
+            </w:tcMar>
           </w:tcPr>
           <w:p>
             <w:pPr>
-              <w:ind w:firstLine="0"/>
-              <w:rPr>
-                <w:lang w:val="en-US"/>
-              </w:rPr>
+              <w:jc w:val="both"/>
             </w:pPr>
             <w:r>
               <w:rPr>
-                <w:lang w:val="en-US"/>
+                <w:rFonts w:ascii="Times New Roman" w:hAnsi="Times New Roman" w:cs="Times New Roman" w:eastAsiaTheme="minorEastAsia"/>
+                <w:sz w:val="28"/>
+                <w:szCs w:val="24"/>
               </w:rPr>
               <w:t>192.168.1.1</w:t>
             </w:r>
@@ -1109,47 +1280,74 @@
         <w:tc>
           <w:tcPr>
             <w:tcW w:w="4672" w:type="dxa"/>
+            <w:tcBorders>
+              <w:top w:val="single" w:sz="4" w:space="0" w:color="auto"/>
+              <w:left w:val="single" w:sz="4" w:space="0" w:color="auto"/>
+              <w:bottom w:val="single" w:sz="4" w:space="0" w:color="auto"/>
+              <w:right w:val="single" w:sz="4" w:space="0" w:color="auto"/>
+            </w:tcBorders>
+            <w:tcMar>
+              <w:top w:w="0" w:type="dxa"/>
+              <w:left w:w="108" w:type="dxa"/>
+              <w:bottom w:w="0" w:type="dxa"/>
+              <w:right w:w="108" w:type="dxa"/>
+            </w:tcMar>
           </w:tcPr>
           <w:p>
             <w:pPr>
-              <w:ind w:firstLine="0"/>
-              <w:rPr>
-                <w:lang w:val="en-US"/>
-              </w:rPr>
+              <w:jc w:val="both"/>
             </w:pPr>
             <w:r>
+              <w:rPr>
+                <w:rFonts w:ascii="Times New Roman" w:hAnsi="Times New Roman" w:cs="Times New Roman" w:eastAsiaTheme="minorEastAsia"/>
+                <w:sz w:val="28"/>
+                <w:szCs w:val="24"/>
+              </w:rPr>
               <w:t xml:space="preserve">Используется ли </w:t>
             </w:r>
             <w:r>
               <w:rPr>
-                <w:lang w:val="en-US"/>
+                <w:rFonts w:ascii="Times New Roman" w:hAnsi="Times New Roman" w:cs="Times New Roman" w:eastAsiaTheme="minorEastAsia"/>
+                <w:sz w:val="28"/>
+                <w:szCs w:val="24"/>
               </w:rPr>
               <w:t xml:space="preserve">DHCP </w:t>
             </w:r>
           </w:p>
           <w:p>
             <w:pPr>
-              <w:ind w:firstLine="0"/>
-              <w:rPr>
-                <w:lang w:val="en-US"/>
-              </w:rPr>
+              <w:jc w:val="both"/>
             </w:pPr>
             <w:r>
               <w:rPr>
-                <w:lang w:val="en-US"/>
+                <w:rFonts w:ascii="Times New Roman" w:hAnsi="Times New Roman" w:cs="Times New Roman" w:eastAsiaTheme="minorEastAsia"/>
+                <w:sz w:val="28"/>
+                <w:szCs w:val="24"/>
               </w:rPr>
               <w:t>(</w:t>
             </w:r>
             <w:r>
+              <w:rPr>
+                <w:rFonts w:ascii="Times New Roman" w:hAnsi="Times New Roman" w:cs="Times New Roman" w:eastAsiaTheme="minorEastAsia"/>
+                <w:sz w:val="28"/>
+                <w:szCs w:val="24"/>
+              </w:rPr>
               <w:t xml:space="preserve">адрес </w:t>
             </w:r>
             <w:r>
               <w:rPr>
-                <w:lang w:val="en-US"/>
+                <w:rFonts w:ascii="Times New Roman" w:hAnsi="Times New Roman" w:cs="Times New Roman" w:eastAsiaTheme="minorEastAsia"/>
+                <w:sz w:val="28"/>
+                <w:szCs w:val="24"/>
               </w:rPr>
               <w:t>DHCP-</w:t>
             </w:r>
             <w:r>
+              <w:rPr>
+                <w:rFonts w:ascii="Times New Roman" w:hAnsi="Times New Roman" w:cs="Times New Roman" w:eastAsiaTheme="minorEastAsia"/>
+                <w:sz w:val="28"/>
+                <w:szCs w:val="24"/>
+              </w:rPr>
               <w:t>сервера)</w:t>
             </w:r>
           </w:p>
@@ -1157,17 +1355,28 @@
         <w:tc>
           <w:tcPr>
             <w:tcW w:w="4673" w:type="dxa"/>
+            <w:tcBorders>
+              <w:top w:val="single" w:sz="4" w:space="0" w:color="auto"/>
+              <w:left w:val="single" w:sz="4" w:space="0" w:color="auto"/>
+              <w:bottom w:val="single" w:sz="4" w:space="0" w:color="auto"/>
+              <w:right w:val="single" w:sz="4" w:space="0" w:color="auto"/>
+            </w:tcBorders>
+            <w:tcMar>
+              <w:top w:w="0" w:type="dxa"/>
+              <w:left w:w="108" w:type="dxa"/>
+              <w:bottom w:w="0" w:type="dxa"/>
+              <w:right w:w="108" w:type="dxa"/>
+            </w:tcMar>
           </w:tcPr>
           <w:p>
             <w:pPr>
-              <w:ind w:firstLine="0"/>
-              <w:rPr>
-                <w:lang w:val="en-US"/>
-              </w:rPr>
+              <w:jc w:val="both"/>
             </w:pPr>
             <w:r>
               <w:rPr>
-                <w:lang w:val="en-US"/>
+                <w:rFonts w:ascii="Times New Roman" w:hAnsi="Times New Roman" w:cs="Times New Roman" w:eastAsiaTheme="minorEastAsia"/>
+                <w:sz w:val="28"/>
+                <w:szCs w:val="24"/>
               </w:rPr>
               <w:t>192.168.1.1</w:t>
             </w:r>
@@ -1178,12 +1387,29 @@
         <w:tc>
           <w:tcPr>
             <w:tcW w:w="4672" w:type="dxa"/>
+            <w:tcBorders>
+              <w:top w:val="single" w:sz="4" w:space="0" w:color="auto"/>
+              <w:left w:val="single" w:sz="4" w:space="0" w:color="auto"/>
+              <w:bottom w:val="single" w:sz="4" w:space="0" w:color="auto"/>
+              <w:right w:val="single" w:sz="4" w:space="0" w:color="auto"/>
+            </w:tcBorders>
+            <w:tcMar>
+              <w:top w:w="0" w:type="dxa"/>
+              <w:left w:w="108" w:type="dxa"/>
+              <w:bottom w:w="0" w:type="dxa"/>
+              <w:right w:w="108" w:type="dxa"/>
+            </w:tcMar>
           </w:tcPr>
           <w:p>
             <w:pPr>
-              <w:ind w:firstLine="0"/>
+              <w:jc w:val="both"/>
             </w:pPr>
             <w:r>
+              <w:rPr>
+                <w:rFonts w:ascii="Times New Roman" w:hAnsi="Times New Roman" w:cs="Times New Roman" w:eastAsiaTheme="minorEastAsia"/>
+                <w:sz w:val="28"/>
+                <w:szCs w:val="24"/>
+              </w:rPr>
               <w:t xml:space="preserve">Описание адаптера </w:t>
             </w:r>
           </w:p>
@@ -1191,14 +1417,28 @@
         <w:tc>
           <w:tcPr>
             <w:tcW w:w="4673" w:type="dxa"/>
+            <w:tcBorders>
+              <w:top w:val="single" w:sz="4" w:space="0" w:color="auto"/>
+              <w:left w:val="single" w:sz="4" w:space="0" w:color="auto"/>
+              <w:bottom w:val="single" w:sz="4" w:space="0" w:color="auto"/>
+              <w:right w:val="single" w:sz="4" w:space="0" w:color="auto"/>
+            </w:tcBorders>
+            <w:tcMar>
+              <w:top w:w="0" w:type="dxa"/>
+              <w:left w:w="108" w:type="dxa"/>
+              <w:bottom w:w="0" w:type="dxa"/>
+              <w:right w:w="108" w:type="dxa"/>
+            </w:tcMar>
           </w:tcPr>
           <w:p>
             <w:pPr>
-              <w:ind w:firstLine="0"/>
+              <w:jc w:val="both"/>
             </w:pPr>
             <w:r>
               <w:rPr>
-                <w:lang w:val="en-US"/>
+                <w:rFonts w:ascii="Times New Roman" w:hAnsi="Times New Roman" w:cs="Times New Roman" w:eastAsiaTheme="minorEastAsia"/>
+                <w:sz w:val="28"/>
+                <w:szCs w:val="24"/>
               </w:rPr>
               <w:t>Realtek Gaming 2.5GbE Family Controller</w:t>
             </w:r>
@@ -1209,12 +1449,29 @@
         <w:tc>
           <w:tcPr>
             <w:tcW w:w="4672" w:type="dxa"/>
+            <w:tcBorders>
+              <w:top w:val="single" w:sz="4" w:space="0" w:color="auto"/>
+              <w:left w:val="single" w:sz="4" w:space="0" w:color="auto"/>
+              <w:bottom w:val="single" w:sz="4" w:space="0" w:color="auto"/>
+              <w:right w:val="single" w:sz="4" w:space="0" w:color="auto"/>
+            </w:tcBorders>
+            <w:tcMar>
+              <w:top w:w="0" w:type="dxa"/>
+              <w:left w:w="108" w:type="dxa"/>
+              <w:bottom w:w="0" w:type="dxa"/>
+              <w:right w:w="108" w:type="dxa"/>
+            </w:tcMar>
           </w:tcPr>
           <w:p>
             <w:pPr>
-              <w:ind w:firstLine="0"/>
+              <w:jc w:val="both"/>
             </w:pPr>
             <w:r>
+              <w:rPr>
+                <w:rFonts w:ascii="Times New Roman" w:hAnsi="Times New Roman" w:cs="Times New Roman" w:eastAsiaTheme="minorEastAsia"/>
+                <w:sz w:val="28"/>
+                <w:szCs w:val="24"/>
+              </w:rPr>
               <w:t>Физический адрес сетевого адаптера</w:t>
             </w:r>
           </w:p>
@@ -1222,17 +1479,28 @@
         <w:tc>
           <w:tcPr>
             <w:tcW w:w="4673" w:type="dxa"/>
+            <w:tcBorders>
+              <w:top w:val="single" w:sz="4" w:space="0" w:color="auto"/>
+              <w:left w:val="single" w:sz="4" w:space="0" w:color="auto"/>
+              <w:bottom w:val="single" w:sz="4" w:space="0" w:color="auto"/>
+              <w:right w:val="single" w:sz="4" w:space="0" w:color="auto"/>
+            </w:tcBorders>
+            <w:tcMar>
+              <w:top w:w="0" w:type="dxa"/>
+              <w:left w:w="108" w:type="dxa"/>
+              <w:bottom w:w="0" w:type="dxa"/>
+              <w:right w:w="108" w:type="dxa"/>
+            </w:tcMar>
           </w:tcPr>
           <w:p>
             <w:pPr>
-              <w:ind w:firstLine="0"/>
-              <w:rPr>
-                <w:lang w:val="en-US"/>
-              </w:rPr>
+              <w:jc w:val="both"/>
             </w:pPr>
             <w:r>
               <w:rPr>
-                <w:lang w:val="en-US"/>
+                <w:rFonts w:ascii="Times New Roman" w:hAnsi="Times New Roman" w:cs="Times New Roman" w:eastAsiaTheme="minorEastAsia"/>
+                <w:sz w:val="28"/>
+                <w:szCs w:val="24"/>
               </w:rPr>
               <w:t>BC-FC-E7-B5-B0-F5</w:t>
             </w:r>
@@ -1243,21 +1511,45 @@
         <w:tc>
           <w:tcPr>
             <w:tcW w:w="4672" w:type="dxa"/>
+            <w:tcBorders>
+              <w:top w:val="single" w:sz="4" w:space="0" w:color="auto"/>
+              <w:left w:val="single" w:sz="4" w:space="0" w:color="auto"/>
+              <w:bottom w:val="single" w:sz="4" w:space="0" w:color="auto"/>
+              <w:right w:val="single" w:sz="4" w:space="0" w:color="auto"/>
+            </w:tcBorders>
+            <w:tcMar>
+              <w:top w:w="0" w:type="dxa"/>
+              <w:left w:w="108" w:type="dxa"/>
+              <w:bottom w:w="0" w:type="dxa"/>
+              <w:right w:w="108" w:type="dxa"/>
+            </w:tcMar>
           </w:tcPr>
           <w:p>
             <w:pPr>
-              <w:ind w:firstLine="0"/>
+              <w:jc w:val="both"/>
             </w:pPr>
             <w:r>
+              <w:rPr>
+                <w:rFonts w:ascii="Times New Roman" w:hAnsi="Times New Roman" w:cs="Times New Roman" w:eastAsiaTheme="minorEastAsia"/>
+                <w:sz w:val="28"/>
+                <w:szCs w:val="24"/>
+              </w:rPr>
               <w:t xml:space="preserve">Адрес </w:t>
             </w:r>
             <w:r>
               <w:rPr>
-                <w:lang w:val="en-US"/>
+                <w:rFonts w:ascii="Times New Roman" w:hAnsi="Times New Roman" w:cs="Times New Roman" w:eastAsiaTheme="minorEastAsia"/>
+                <w:sz w:val="28"/>
+                <w:szCs w:val="24"/>
               </w:rPr>
               <w:t xml:space="preserve">DNS – </w:t>
             </w:r>
             <w:r>
+              <w:rPr>
+                <w:rFonts w:ascii="Times New Roman" w:hAnsi="Times New Roman" w:cs="Times New Roman" w:eastAsiaTheme="minorEastAsia"/>
+                <w:sz w:val="28"/>
+                <w:szCs w:val="24"/>
+              </w:rPr>
               <w:t>сервера</w:t>
             </w:r>
           </w:p>
@@ -1265,17 +1557,28 @@
         <w:tc>
           <w:tcPr>
             <w:tcW w:w="4673" w:type="dxa"/>
+            <w:tcBorders>
+              <w:top w:val="single" w:sz="4" w:space="0" w:color="auto"/>
+              <w:left w:val="single" w:sz="4" w:space="0" w:color="auto"/>
+              <w:bottom w:val="single" w:sz="4" w:space="0" w:color="auto"/>
+              <w:right w:val="single" w:sz="4" w:space="0" w:color="auto"/>
+            </w:tcBorders>
+            <w:tcMar>
+              <w:top w:w="0" w:type="dxa"/>
+              <w:left w:w="108" w:type="dxa"/>
+              <w:bottom w:w="0" w:type="dxa"/>
+              <w:right w:w="108" w:type="dxa"/>
+            </w:tcMar>
           </w:tcPr>
           <w:p>
             <w:pPr>
-              <w:ind w:firstLine="0"/>
-              <w:rPr>
-                <w:lang w:val="en-US"/>
-              </w:rPr>
+              <w:jc w:val="both"/>
             </w:pPr>
             <w:r>
               <w:rPr>
-                <w:lang w:val="en-US"/>
+                <w:rFonts w:ascii="Times New Roman" w:hAnsi="Times New Roman" w:cs="Times New Roman" w:eastAsiaTheme="minorEastAsia"/>
+                <w:sz w:val="28"/>
+                <w:szCs w:val="24"/>
               </w:rPr>
               <w:t>192.168.1.1</w:t>
             </w:r>
@@ -1286,21 +1589,45 @@
         <w:tc>
           <w:tcPr>
             <w:tcW w:w="4672" w:type="dxa"/>
+            <w:tcBorders>
+              <w:top w:val="single" w:sz="4" w:space="0" w:color="auto"/>
+              <w:left w:val="single" w:sz="4" w:space="0" w:color="auto"/>
+              <w:bottom w:val="single" w:sz="4" w:space="0" w:color="auto"/>
+              <w:right w:val="single" w:sz="4" w:space="0" w:color="auto"/>
+            </w:tcBorders>
+            <w:tcMar>
+              <w:top w:w="0" w:type="dxa"/>
+              <w:left w:w="108" w:type="dxa"/>
+              <w:bottom w:w="0" w:type="dxa"/>
+              <w:right w:w="108" w:type="dxa"/>
+            </w:tcMar>
           </w:tcPr>
           <w:p>
             <w:pPr>
-              <w:ind w:firstLine="0"/>
+              <w:jc w:val="both"/>
             </w:pPr>
             <w:r>
+              <w:rPr>
+                <w:rFonts w:ascii="Times New Roman" w:hAnsi="Times New Roman" w:cs="Times New Roman" w:eastAsiaTheme="minorEastAsia"/>
+                <w:sz w:val="28"/>
+                <w:szCs w:val="24"/>
+              </w:rPr>
               <w:t xml:space="preserve">Адрес </w:t>
             </w:r>
             <w:r>
               <w:rPr>
-                <w:lang w:val="en-US"/>
+                <w:rFonts w:ascii="Times New Roman" w:hAnsi="Times New Roman" w:cs="Times New Roman" w:eastAsiaTheme="minorEastAsia"/>
+                <w:sz w:val="28"/>
+                <w:szCs w:val="24"/>
               </w:rPr>
               <w:t>WINS</w:t>
             </w:r>
             <w:r>
+              <w:rPr>
+                <w:rFonts w:ascii="Times New Roman" w:hAnsi="Times New Roman" w:cs="Times New Roman" w:eastAsiaTheme="minorEastAsia"/>
+                <w:sz w:val="28"/>
+                <w:szCs w:val="24"/>
+              </w:rPr>
               <w:t xml:space="preserve"> – сервера</w:t>
             </w:r>
           </w:p>
@@ -1308,12 +1635,29 @@
         <w:tc>
           <w:tcPr>
             <w:tcW w:w="4673" w:type="dxa"/>
+            <w:tcBorders>
+              <w:top w:val="single" w:sz="4" w:space="0" w:color="auto"/>
+              <w:left w:val="single" w:sz="4" w:space="0" w:color="auto"/>
+              <w:bottom w:val="single" w:sz="4" w:space="0" w:color="auto"/>
+              <w:right w:val="single" w:sz="4" w:space="0" w:color="auto"/>
+            </w:tcBorders>
+            <w:tcMar>
+              <w:top w:w="0" w:type="dxa"/>
+              <w:left w:w="108" w:type="dxa"/>
+              <w:bottom w:w="0" w:type="dxa"/>
+              <w:right w:w="108" w:type="dxa"/>
+            </w:tcMar>
           </w:tcPr>
           <w:p>
             <w:pPr>
-              <w:ind w:firstLine="0"/>
+              <w:jc w:val="both"/>
             </w:pPr>
             <w:r>
+              <w:rPr>
+                <w:rFonts w:ascii="Times New Roman" w:hAnsi="Times New Roman" w:cs="Times New Roman" w:eastAsiaTheme="minorEastAsia"/>
+                <w:sz w:val="28"/>
+                <w:szCs w:val="24"/>
+              </w:rPr>
               <w:t>Не включен</w:t>
             </w:r>
           </w:p>
@@ -1327,18 +1671,25 @@
           <w:ilvl w:val="0"/>
           <w:numId w:val="1"/>
         </w:numPr>
-        <w:ind w:left="0" w:firstLine="0"/>
-        <w:rPr>
-          <w:lang w:val="en-US"/>
-        </w:rPr>
-      </w:pPr>
-      <w:r>
-        <w:rPr>
-          <w:b/>
+        <w:ind w:left="0" w:hanging="360"/>
+        <w:jc w:val="both"/>
+      </w:pPr>
+      <w:r>
+        <w:rPr>
+          <w:rFonts w:ascii="Times New Roman" w:hAnsi="Times New Roman" w:cs="Times New Roman" w:eastAsiaTheme="minorEastAsia"/>
+          <w:b/>
+          <w:bCs/>
+          <w:sz w:val="28"/>
+          <w:szCs w:val="24"/>
         </w:rPr>
         <w:t xml:space="preserve">Имя хоста </w:t>
       </w:r>
       <w:r>
+        <w:rPr>
+          <w:rFonts w:ascii="Times New Roman" w:hAnsi="Times New Roman" w:cs="Times New Roman" w:eastAsiaTheme="minorEastAsia"/>
+          <w:sz w:val="28"/>
+          <w:szCs w:val="24"/>
+        </w:rPr>
         <w:t>– уникальное текстовое имя, которое присваивается устройству в компьютерной сети для его легкой идентификации.</w:t>
       </w:r>
     </w:p>
@@ -1349,37 +1700,55 @@
           <w:ilvl w:val="0"/>
           <w:numId w:val="1"/>
         </w:numPr>
-        <w:ind w:left="0" w:firstLine="0"/>
-        <w:rPr>
-          <w:lang w:val="en-US"/>
-        </w:rPr>
-      </w:pPr>
-      <w:r>
-        <w:rPr>
-          <w:b/>
-          <w:lang w:val="en-US"/>
+        <w:ind w:left="0" w:hanging="360"/>
+        <w:jc w:val="both"/>
+      </w:pPr>
+      <w:r>
+        <w:rPr>
+          <w:rFonts w:ascii="Times New Roman" w:hAnsi="Times New Roman" w:cs="Times New Roman" w:eastAsiaTheme="minorEastAsia"/>
+          <w:b/>
+          <w:bCs/>
+          <w:sz w:val="28"/>
+          <w:szCs w:val="24"/>
         </w:rPr>
         <w:t>IP</w:t>
       </w:r>
       <w:r>
         <w:rPr>
-          <w:b/>
+          <w:rFonts w:ascii="Times New Roman" w:hAnsi="Times New Roman" w:cs="Times New Roman" w:eastAsiaTheme="minorEastAsia"/>
+          <w:b/>
+          <w:bCs/>
+          <w:sz w:val="28"/>
+          <w:szCs w:val="24"/>
         </w:rPr>
         <w:t xml:space="preserve">-адрес </w:t>
       </w:r>
       <w:r>
         <w:rPr>
-          <w:b/>
+          <w:rFonts w:ascii="Times New Roman" w:hAnsi="Times New Roman" w:cs="Times New Roman" w:eastAsiaTheme="minorEastAsia"/>
+          <w:b/>
+          <w:bCs/>
+          <w:sz w:val="28"/>
+          <w:szCs w:val="24"/>
         </w:rPr>
         <w:t>–</w:t>
       </w:r>
       <w:r>
         <w:rPr>
-          <w:b/>
+          <w:rFonts w:ascii="Times New Roman" w:hAnsi="Times New Roman" w:cs="Times New Roman" w:eastAsiaTheme="minorEastAsia"/>
+          <w:b/>
+          <w:bCs/>
+          <w:sz w:val="28"/>
+          <w:szCs w:val="24"/>
         </w:rPr>
         <w:t xml:space="preserve"> </w:t>
       </w:r>
       <w:r>
+        <w:rPr>
+          <w:rFonts w:ascii="Times New Roman" w:hAnsi="Times New Roman" w:cs="Times New Roman" w:eastAsiaTheme="minorEastAsia"/>
+          <w:sz w:val="28"/>
+          <w:szCs w:val="24"/>
+        </w:rPr>
         <w:t>уникальный адрес, который идентифицирует устройство в Интернете или локальной сети.</w:t>
       </w:r>
     </w:p>
@@ -1390,27 +1759,41 @@
           <w:ilvl w:val="0"/>
           <w:numId w:val="1"/>
         </w:numPr>
-        <w:ind w:left="0" w:firstLine="0"/>
-        <w:rPr>
-          <w:lang w:val="en-US"/>
-        </w:rPr>
-      </w:pPr>
-      <w:r>
-        <w:rPr>
-          <w:b/>
+        <w:ind w:left="0" w:hanging="360"/>
+        <w:jc w:val="both"/>
+      </w:pPr>
+      <w:r>
+        <w:rPr>
+          <w:rFonts w:ascii="Times New Roman" w:hAnsi="Times New Roman" w:cs="Times New Roman" w:eastAsiaTheme="minorEastAsia"/>
+          <w:b/>
+          <w:bCs/>
+          <w:sz w:val="28"/>
+          <w:szCs w:val="24"/>
         </w:rPr>
         <w:t>Маска подсети –</w:t>
       </w:r>
       <w:r>
+        <w:rPr>
+          <w:rFonts w:ascii="Times New Roman" w:hAnsi="Times New Roman" w:cs="Times New Roman" w:eastAsiaTheme="minorEastAsia"/>
+          <w:sz w:val="28"/>
+          <w:szCs w:val="24"/>
+        </w:rPr>
         <w:t xml:space="preserve"> 32-битное число, которое разделяет </w:t>
       </w:r>
       <w:r>
         <w:rPr>
-          <w:lang w:val="en-US"/>
+          <w:rFonts w:ascii="Times New Roman" w:hAnsi="Times New Roman" w:cs="Times New Roman" w:eastAsiaTheme="minorEastAsia"/>
+          <w:sz w:val="28"/>
+          <w:szCs w:val="24"/>
         </w:rPr>
         <w:t>IP-</w:t>
       </w:r>
       <w:r>
+        <w:rPr>
+          <w:rFonts w:ascii="Times New Roman" w:hAnsi="Times New Roman" w:cs="Times New Roman" w:eastAsiaTheme="minorEastAsia"/>
+          <w:sz w:val="28"/>
+          <w:szCs w:val="24"/>
+        </w:rPr>
         <w:t>адрес устройства на две части: адрес самой сети и адрес конкретного устройства (хоста) внутри неё.</w:t>
       </w:r>
     </w:p>
@@ -1421,27 +1804,41 @@
           <w:ilvl w:val="0"/>
           <w:numId w:val="1"/>
         </w:numPr>
-        <w:ind w:left="0" w:firstLine="0"/>
-        <w:rPr>
-          <w:lang w:val="en-US"/>
-        </w:rPr>
-      </w:pPr>
-      <w:r>
-        <w:rPr>
-          <w:b/>
+        <w:ind w:left="0" w:hanging="360"/>
+        <w:jc w:val="both"/>
+      </w:pPr>
+      <w:r>
+        <w:rPr>
+          <w:rFonts w:ascii="Times New Roman" w:hAnsi="Times New Roman" w:cs="Times New Roman" w:eastAsiaTheme="minorEastAsia"/>
+          <w:b/>
+          <w:bCs/>
+          <w:sz w:val="28"/>
+          <w:szCs w:val="24"/>
         </w:rPr>
         <w:t>Основной шлюз –</w:t>
       </w:r>
       <w:r>
+        <w:rPr>
+          <w:rFonts w:ascii="Times New Roman" w:hAnsi="Times New Roman" w:cs="Times New Roman" w:eastAsiaTheme="minorEastAsia"/>
+          <w:sz w:val="28"/>
+          <w:szCs w:val="24"/>
+        </w:rPr>
         <w:t xml:space="preserve"> </w:t>
       </w:r>
       <w:r>
         <w:rPr>
-          <w:lang w:val="en-US"/>
+          <w:rFonts w:ascii="Times New Roman" w:hAnsi="Times New Roman" w:cs="Times New Roman" w:eastAsiaTheme="minorEastAsia"/>
+          <w:sz w:val="28"/>
+          <w:szCs w:val="24"/>
         </w:rPr>
         <w:t>IP-</w:t>
       </w:r>
       <w:r>
+        <w:rPr>
+          <w:rFonts w:ascii="Times New Roman" w:hAnsi="Times New Roman" w:cs="Times New Roman" w:eastAsiaTheme="minorEastAsia"/>
+          <w:sz w:val="28"/>
+          <w:szCs w:val="24"/>
+        </w:rPr>
         <w:t>адрес сетевого устройства, через который компьютер связывается с другими сетями, включая интернет.</w:t>
       </w:r>
     </w:p>
@@ -1452,34 +1849,49 @@
           <w:ilvl w:val="0"/>
           <w:numId w:val="1"/>
         </w:numPr>
-        <w:ind w:left="0" w:firstLine="0"/>
-        <w:rPr>
-          <w:lang w:val="en-US"/>
-        </w:rPr>
-      </w:pPr>
-      <w:r>
-        <w:rPr>
-          <w:b/>
-          <w:lang w:val="en-US"/>
+        <w:ind w:left="0" w:hanging="360"/>
+        <w:jc w:val="both"/>
+      </w:pPr>
+      <w:r>
+        <w:rPr>
+          <w:rFonts w:ascii="Times New Roman" w:hAnsi="Times New Roman" w:cs="Times New Roman" w:eastAsiaTheme="minorEastAsia"/>
+          <w:b/>
+          <w:bCs/>
+          <w:sz w:val="28"/>
+          <w:szCs w:val="24"/>
         </w:rPr>
         <w:t>DHCP –</w:t>
       </w:r>
       <w:r>
         <w:rPr>
-          <w:lang w:val="en-US"/>
+          <w:rFonts w:ascii="Times New Roman" w:hAnsi="Times New Roman" w:cs="Times New Roman" w:eastAsiaTheme="minorEastAsia"/>
+          <w:sz w:val="28"/>
+          <w:szCs w:val="24"/>
         </w:rPr>
         <w:t xml:space="preserve"> </w:t>
       </w:r>
       <w:r>
+        <w:rPr>
+          <w:rFonts w:ascii="Times New Roman" w:hAnsi="Times New Roman" w:cs="Times New Roman" w:eastAsiaTheme="minorEastAsia"/>
+          <w:sz w:val="28"/>
+          <w:szCs w:val="24"/>
+        </w:rPr>
         <w:t xml:space="preserve">сетевой протокол, который автоматически назначает </w:t>
       </w:r>
       <w:r>
         <w:rPr>
-          <w:lang w:val="en-US"/>
+          <w:rFonts w:ascii="Times New Roman" w:hAnsi="Times New Roman" w:cs="Times New Roman" w:eastAsiaTheme="minorEastAsia"/>
+          <w:sz w:val="28"/>
+          <w:szCs w:val="24"/>
         </w:rPr>
         <w:t>IP-</w:t>
       </w:r>
       <w:r>
+        <w:rPr>
+          <w:rFonts w:ascii="Times New Roman" w:hAnsi="Times New Roman" w:cs="Times New Roman" w:eastAsiaTheme="minorEastAsia"/>
+          <w:sz w:val="28"/>
+          <w:szCs w:val="24"/>
+        </w:rPr>
         <w:t>адреса и другие параметры устройствам при их подключении к сети.</w:t>
       </w:r>
     </w:p>
@@ -1490,18 +1902,25 @@
           <w:ilvl w:val="0"/>
           <w:numId w:val="1"/>
         </w:numPr>
-        <w:ind w:left="0" w:firstLine="0"/>
-        <w:rPr>
-          <w:lang w:val="en-US"/>
-        </w:rPr>
-      </w:pPr>
-      <w:r>
-        <w:rPr>
-          <w:b/>
+        <w:ind w:left="0" w:hanging="360"/>
+        <w:jc w:val="both"/>
+      </w:pPr>
+      <w:r>
+        <w:rPr>
+          <w:rFonts w:ascii="Times New Roman" w:hAnsi="Times New Roman" w:cs="Times New Roman" w:eastAsiaTheme="minorEastAsia"/>
+          <w:b/>
+          <w:bCs/>
+          <w:sz w:val="28"/>
+          <w:szCs w:val="24"/>
         </w:rPr>
         <w:t xml:space="preserve">Сетевой адаптер – </w:t>
       </w:r>
       <w:r>
+        <w:rPr>
+          <w:rFonts w:ascii="Times New Roman" w:hAnsi="Times New Roman" w:cs="Times New Roman" w:eastAsiaTheme="minorEastAsia"/>
+          <w:sz w:val="28"/>
+          <w:szCs w:val="24"/>
+        </w:rPr>
         <w:t>аппаратное устройство, которое соединяет компьютер или другое устройство с локальной сетью или интернетом.</w:t>
       </w:r>
     </w:p>
@@ -1512,18 +1931,25 @@
           <w:ilvl w:val="0"/>
           <w:numId w:val="1"/>
         </w:numPr>
-        <w:ind w:left="0" w:firstLine="0"/>
-        <w:rPr>
-          <w:lang w:val="en-US"/>
-        </w:rPr>
-      </w:pPr>
-      <w:r>
-        <w:rPr>
-          <w:b/>
+        <w:ind w:left="0" w:hanging="360"/>
+        <w:jc w:val="both"/>
+      </w:pPr>
+      <w:r>
+        <w:rPr>
+          <w:rFonts w:ascii="Times New Roman" w:hAnsi="Times New Roman" w:cs="Times New Roman" w:eastAsiaTheme="minorEastAsia"/>
+          <w:b/>
+          <w:bCs/>
+          <w:sz w:val="28"/>
+          <w:szCs w:val="24"/>
         </w:rPr>
         <w:t xml:space="preserve">Физический адрес сетевого адаптера – </w:t>
       </w:r>
       <w:r>
+        <w:rPr>
+          <w:rFonts w:ascii="Times New Roman" w:hAnsi="Times New Roman" w:cs="Times New Roman" w:eastAsiaTheme="minorEastAsia"/>
+          <w:sz w:val="28"/>
+          <w:szCs w:val="24"/>
+        </w:rPr>
         <w:t>уникальный постоянный номер.</w:t>
       </w:r>
     </w:p>
@@ -1534,35 +1960,51 @@
           <w:ilvl w:val="0"/>
           <w:numId w:val="1"/>
         </w:numPr>
-        <w:ind w:left="0" w:firstLine="0"/>
-        <w:rPr>
-          <w:lang w:val="en-US"/>
-        </w:rPr>
-      </w:pPr>
-      <w:r>
-        <w:rPr>
-          <w:b/>
-          <w:lang w:val="en-US"/>
+        <w:ind w:left="0" w:hanging="360"/>
+        <w:jc w:val="both"/>
+      </w:pPr>
+      <w:r>
+        <w:rPr>
+          <w:rFonts w:ascii="Times New Roman" w:hAnsi="Times New Roman" w:cs="Times New Roman" w:eastAsiaTheme="minorEastAsia"/>
+          <w:b/>
+          <w:bCs/>
+          <w:sz w:val="28"/>
+          <w:szCs w:val="24"/>
         </w:rPr>
         <w:t>DNS-</w:t>
       </w:r>
       <w:r>
         <w:rPr>
-          <w:b/>
+          <w:rFonts w:ascii="Times New Roman" w:hAnsi="Times New Roman" w:cs="Times New Roman" w:eastAsiaTheme="minorEastAsia"/>
+          <w:b/>
+          <w:bCs/>
+          <w:sz w:val="28"/>
+          <w:szCs w:val="24"/>
         </w:rPr>
         <w:t xml:space="preserve">сервер – </w:t>
       </w:r>
       <w:r>
+        <w:rPr>
+          <w:rFonts w:ascii="Times New Roman" w:hAnsi="Times New Roman" w:cs="Times New Roman" w:eastAsiaTheme="minorEastAsia"/>
+          <w:sz w:val="28"/>
+          <w:szCs w:val="24"/>
+        </w:rPr>
         <w:t xml:space="preserve">специальный компьютер или программа, которая хранит </w:t>
       </w:r>
       <w:r>
         <w:rPr>
-          <w:lang w:val="en-US"/>
-        </w:rPr>
-        <w:lastRenderedPageBreak/>
+          <w:rFonts w:ascii="Times New Roman" w:hAnsi="Times New Roman" w:cs="Times New Roman" w:eastAsiaTheme="minorEastAsia"/>
+          <w:sz w:val="28"/>
+          <w:szCs w:val="24"/>
+        </w:rPr>
         <w:t>IP-</w:t>
       </w:r>
       <w:r>
+        <w:rPr>
+          <w:rFonts w:ascii="Times New Roman" w:hAnsi="Times New Roman" w:cs="Times New Roman" w:eastAsiaTheme="minorEastAsia"/>
+          <w:sz w:val="28"/>
+          <w:szCs w:val="24"/>
+        </w:rPr>
         <w:t>адреса сайтов.</w:t>
       </w:r>
     </w:p>
@@ -1573,65 +2015,92 @@
           <w:ilvl w:val="0"/>
           <w:numId w:val="1"/>
         </w:numPr>
-        <w:ind w:left="0" w:firstLine="0"/>
-        <w:rPr>
-          <w:lang w:val="en-US"/>
-        </w:rPr>
-      </w:pPr>
-      <w:r>
-        <w:rPr>
-          <w:b/>
-          <w:lang w:val="en-US"/>
+        <w:ind w:left="0" w:hanging="360"/>
+        <w:jc w:val="both"/>
+      </w:pPr>
+      <w:r>
+        <w:rPr>
+          <w:rFonts w:ascii="Times New Roman" w:hAnsi="Times New Roman" w:cs="Times New Roman" w:eastAsiaTheme="minorEastAsia"/>
+          <w:b/>
+          <w:bCs/>
+          <w:sz w:val="28"/>
+          <w:szCs w:val="24"/>
         </w:rPr>
         <w:t>WINS-</w:t>
       </w:r>
       <w:r>
         <w:rPr>
-          <w:b/>
+          <w:rFonts w:ascii="Times New Roman" w:hAnsi="Times New Roman" w:cs="Times New Roman" w:eastAsiaTheme="minorEastAsia"/>
+          <w:b/>
+          <w:bCs/>
+          <w:sz w:val="28"/>
+          <w:szCs w:val="24"/>
         </w:rPr>
         <w:t xml:space="preserve">сервер – </w:t>
       </w:r>
       <w:r>
+        <w:rPr>
+          <w:rFonts w:ascii="Times New Roman" w:hAnsi="Times New Roman" w:cs="Times New Roman" w:eastAsiaTheme="minorEastAsia"/>
+          <w:sz w:val="28"/>
+          <w:szCs w:val="24"/>
+        </w:rPr>
         <w:t xml:space="preserve">служба которая сопостовляет сетевые имена компьютеров с их </w:t>
       </w:r>
       <w:r>
         <w:rPr>
-          <w:lang w:val="en-US"/>
+          <w:rFonts w:ascii="Times New Roman" w:hAnsi="Times New Roman" w:cs="Times New Roman" w:eastAsiaTheme="minorEastAsia"/>
+          <w:sz w:val="28"/>
+          <w:szCs w:val="24"/>
         </w:rPr>
         <w:t>IP-</w:t>
       </w:r>
       <w:r>
+        <w:rPr>
+          <w:rFonts w:ascii="Times New Roman" w:hAnsi="Times New Roman" w:cs="Times New Roman" w:eastAsiaTheme="minorEastAsia"/>
+          <w:sz w:val="28"/>
+          <w:szCs w:val="24"/>
+        </w:rPr>
         <w:t>адресами.</w:t>
       </w:r>
     </w:p>
     <w:p>
       <w:pPr>
-        <w:rPr>
-          <w:lang w:val="en-US"/>
-        </w:rPr>
-      </w:pPr>
-      <w:r>
+        <w:jc w:val="both"/>
+      </w:pPr>
+      <w:r>
+        <w:rPr>
+          <w:rFonts w:ascii="Times New Roman" w:hAnsi="Times New Roman" w:cs="Times New Roman" w:eastAsiaTheme="minorEastAsia"/>
+          <w:sz w:val="28"/>
+          <w:szCs w:val="24"/>
+        </w:rPr>
         <w:t>Данная информация может быть полезна админу для выявления и исправления проблем (кто в сети, где разрыв). А также разработчику чтобы настроить и проверить на каком адресе работает сервис, доступны ли внешние ресурсы.</w:t>
       </w:r>
     </w:p>
     <w:p>
       <w:pPr>
         <w:pStyle w:val="a5"/>
-        <w:rPr>
-          <w:b/>
-          <w:lang w:val="en-US"/>
-        </w:rPr>
-      </w:pPr>
-      <w:r>
-        <w:rPr>
-          <w:b/>
+        <w:jc w:val="center"/>
+        <w:rPr>
+          <w:b/>
+        </w:rPr>
+      </w:pPr>
+      <w:r>
+        <w:rPr>
+          <w:rFonts w:ascii="Times New Roman" w:hAnsi="Times New Roman" w:cs="Times New Roman" w:eastAsiaTheme="minorEastAsia"/>
+          <w:b/>
+          <w:bCs/>
+          <w:sz w:val="28"/>
+          <w:szCs w:val="24"/>
         </w:rPr>
         <w:t xml:space="preserve">Получение информации о текущих сетевых соединения и протоколах стека </w:t>
       </w:r>
       <w:r>
         <w:rPr>
-          <w:b/>
-          <w:lang w:val="en-US"/>
+          <w:rFonts w:ascii="Times New Roman" w:hAnsi="Times New Roman" w:cs="Times New Roman" w:eastAsiaTheme="minorEastAsia"/>
+          <w:b/>
+          <w:bCs/>
+          <w:sz w:val="28"/>
+          <w:szCs w:val="24"/>
         </w:rPr>
         <w:t>TCP/IP</w:t>
       </w:r>
@@ -1639,16 +2108,14 @@
     <w:p>
       <w:pPr>
         <w:pStyle w:val="a5"/>
-        <w:rPr>
-          <w:lang w:val="en-US"/>
-        </w:rPr>
+        <w:jc w:val="center"/>
       </w:pPr>
       <w:r>
         <w:drawing>
-          <wp:inline distT="0" distB="0" distL="0" distR="0" wp14:anchorId="621BE4AC" wp14:editId="1C9F861C">
-            <wp:extent cx="2830665" cy="4537817"/>
-            <wp:effectExtent l="0" t="0" r="8255" b="0"/>
-            <wp:docPr id="7" name="Рисунок 7"/>
+          <wp:inline distT="0" distB="0" distL="0" distR="0">
+            <wp:extent cx="2828925" cy="4533900"/>
+            <wp:effectExtent l="0" t="0" r="9525" b="0"/>
+            <wp:docPr id="100005" name="Picture 100005"/>
             <wp:cNvGraphicFramePr>
               <a:graphicFrameLocks xmlns:a="http://schemas.openxmlformats.org/drawingml/2006/main" noChangeAspect="1"/>
             </wp:cNvGraphicFramePr>
@@ -1656,11 +2123,11 @@
               <a:graphicData uri="http://schemas.openxmlformats.org/drawingml/2006/picture">
                 <pic:pic xmlns:pic="http://schemas.openxmlformats.org/drawingml/2006/picture">
                   <pic:nvPicPr>
-                    <pic:cNvPr id="1" name=""/>
+                    <pic:cNvPr id="100005" name="image100005"/>
                     <pic:cNvPicPr/>
                   </pic:nvPicPr>
                   <pic:blipFill>
-                    <a:blip r:embed="rId10"/>
+                    <a:blip r:embed="rId25"/>
                     <a:stretch>
                       <a:fillRect/>
                     </a:stretch>
@@ -1668,7 +2135,7 @@
                   <pic:spPr>
                     <a:xfrm>
                       <a:off x="0" y="0"/>
-                      <a:ext cx="2858231" cy="4582007"/>
+                      <a:ext cx="2828925" cy="4533900"/>
                     </a:xfrm>
                     <a:prstGeom prst="rect">
                       <a:avLst/>
@@ -1684,38 +2151,67 @@
     <w:p>
       <w:pPr>
         <w:pStyle w:val="a7"/>
-        <w:rPr>
-          <w:lang w:val="en-US"/>
-        </w:rPr>
-      </w:pPr>
-      <w:r>
+        <w:jc w:val="center"/>
+      </w:pPr>
+      <w:r>
+        <w:rPr>
+          <w:rFonts w:ascii="Times New Roman" w:hAnsi="Times New Roman" w:cs="Times New Roman" w:eastAsiaTheme="minorEastAsia"/>
+          <w:i/>
+          <w:iCs/>
+          <w:sz w:val="24"/>
+          <w:szCs w:val="24"/>
+        </w:rPr>
         <w:t xml:space="preserve">Перечень сетевых соединений с помощью утилиты </w:t>
       </w:r>
       <w:r>
         <w:rPr>
-          <w:lang w:val="en-US"/>
+          <w:rFonts w:ascii="Times New Roman" w:hAnsi="Times New Roman" w:cs="Times New Roman" w:eastAsiaTheme="minorEastAsia"/>
+          <w:i/>
+          <w:iCs/>
+          <w:sz w:val="24"/>
+          <w:szCs w:val="24"/>
         </w:rPr>
         <w:t>tracert</w:t>
       </w:r>
     </w:p>
     <w:p>
-      <w:r>
+      <w:pPr>
+        <w:spacing w:line="360" w:lineRule="auto"/>
+        <w:ind w:firstLine="709"/>
+        <w:jc w:val="both"/>
+      </w:pPr>
+      <w:r>
+        <w:rPr>
+          <w:rFonts w:ascii="Times New Roman" w:hAnsi="Times New Roman" w:cs="Times New Roman" w:eastAsiaTheme="minorEastAsia"/>
+          <w:sz w:val="28"/>
+          <w:szCs w:val="24"/>
+        </w:rPr>
         <w:t>С помощью результатов можно определить сетевую активность компьютера, позволяющий в реальном времени увидеть, кто, куда и как подключается через сеть.</w:t>
       </w:r>
       <w:r>
+        <w:rPr>
+          <w:rFonts w:ascii="Times New Roman" w:hAnsi="Times New Roman" w:cs="Times New Roman" w:eastAsiaTheme="minorEastAsia"/>
+          <w:sz w:val="28"/>
+          <w:szCs w:val="24"/>
+        </w:rPr>
         <w:t xml:space="preserve"> </w:t>
       </w:r>
     </w:p>
     <w:p>
       <w:pPr>
         <w:pStyle w:val="a5"/>
-        <w:rPr>
-          <w:b/>
-        </w:rPr>
-      </w:pPr>
-      <w:r>
-        <w:rPr>
-          <w:b/>
+        <w:jc w:val="center"/>
+        <w:rPr>
+          <w:b/>
+        </w:rPr>
+      </w:pPr>
+      <w:r>
+        <w:rPr>
+          <w:rFonts w:ascii="Times New Roman" w:hAnsi="Times New Roman" w:cs="Times New Roman" w:eastAsiaTheme="minorEastAsia"/>
+          <w:b/>
+          <w:bCs/>
+          <w:sz w:val="28"/>
+          <w:szCs w:val="24"/>
         </w:rPr>
         <w:t>Выбор ресурса для исследования доступа</w:t>
       </w:r>
@@ -1723,13 +2219,14 @@
     <w:p>
       <w:pPr>
         <w:pStyle w:val="a5"/>
+        <w:jc w:val="center"/>
       </w:pPr>
       <w:r>
         <w:drawing>
-          <wp:inline distT="0" distB="0" distL="0" distR="0" wp14:anchorId="5C169AE3" wp14:editId="3DD4701A">
-            <wp:extent cx="3962953" cy="276264"/>
+          <wp:inline distT="0" distB="0" distL="0" distR="0">
+            <wp:extent cx="3962400" cy="276225"/>
             <wp:effectExtent l="0" t="0" r="0" b="9525"/>
-            <wp:docPr id="4" name="Рисунок 4"/>
+            <wp:docPr id="100006" name="Picture 100006"/>
             <wp:cNvGraphicFramePr>
               <a:graphicFrameLocks xmlns:a="http://schemas.openxmlformats.org/drawingml/2006/main" noChangeAspect="1"/>
             </wp:cNvGraphicFramePr>
@@ -1737,11 +2234,11 @@
               <a:graphicData uri="http://schemas.openxmlformats.org/drawingml/2006/picture">
                 <pic:pic xmlns:pic="http://schemas.openxmlformats.org/drawingml/2006/picture">
                   <pic:nvPicPr>
-                    <pic:cNvPr id="1" name=""/>
+                    <pic:cNvPr id="100006" name="image100006"/>
                     <pic:cNvPicPr/>
                   </pic:nvPicPr>
                   <pic:blipFill>
-                    <a:blip r:embed="rId11"/>
+                    <a:blip r:embed="rId26"/>
                     <a:stretch>
                       <a:fillRect/>
                     </a:stretch>
@@ -1749,7 +2246,7 @@
                   <pic:spPr>
                     <a:xfrm>
                       <a:off x="0" y="0"/>
-                      <a:ext cx="3962953" cy="276264"/>
+                      <a:ext cx="3962400" cy="276225"/>
                     </a:xfrm>
                     <a:prstGeom prst="rect">
                       <a:avLst/>
@@ -1763,8 +2260,18 @@
       </w:r>
     </w:p>
     <w:p>
+      <w:pPr>
+        <w:spacing w:line="360" w:lineRule="auto"/>
+        <w:ind w:firstLine="709"/>
+        <w:jc w:val="both"/>
+      </w:pPr>
       <w:r>
         <w:lastRenderedPageBreak/>
+        <w:rPr>
+          <w:rFonts w:ascii="Times New Roman" w:hAnsi="Times New Roman" w:cs="Times New Roman" w:eastAsiaTheme="minorEastAsia"/>
+          <w:sz w:val="28"/>
+          <w:szCs w:val="24"/>
+        </w:rPr>
         <w:t>Выбор сетевого ресурса docs.google.com обоснован его доступностью, стабильностью, принадлежностью к категории офисных веб-приложений, а также возможностью проведения стандартной сетевой диагностики на всех этапах</w:t>
       </w:r>
     </w:p>
@@ -1774,8 +2281,15 @@
           <w:ilvl w:val="0"/>
           <w:numId w:val="4"/>
         </w:numPr>
-      </w:pPr>
-      <w:r>
+        <w:ind w:left="720" w:hanging="360"/>
+        <w:jc w:val="both"/>
+      </w:pPr>
+      <w:r>
+        <w:rPr>
+          <w:rFonts w:ascii="Times New Roman" w:hAnsi="Times New Roman" w:cs="Times New Roman" w:eastAsiaTheme="minorEastAsia"/>
+          <w:sz w:val="28"/>
+          <w:szCs w:val="24"/>
+        </w:rPr>
         <w:t>Это облачный офисный сервис, доступный из любой точки мира.</w:t>
       </w:r>
     </w:p>
@@ -1785,8 +2299,15 @@
           <w:ilvl w:val="0"/>
           <w:numId w:val="4"/>
         </w:numPr>
-      </w:pPr>
-      <w:r>
+        <w:ind w:left="720" w:hanging="360"/>
+        <w:jc w:val="both"/>
+      </w:pPr>
+      <w:r>
+        <w:rPr>
+          <w:rFonts w:ascii="Times New Roman" w:hAnsi="Times New Roman" w:cs="Times New Roman" w:eastAsiaTheme="minorEastAsia"/>
+          <w:sz w:val="28"/>
+          <w:szCs w:val="24"/>
+        </w:rPr>
         <w:t>Он использует сложную инфраструктуру с балансировкой нагрузки и множеством IP-адресов.</w:t>
       </w:r>
     </w:p>
@@ -1796,8 +2317,15 @@
           <w:ilvl w:val="0"/>
           <w:numId w:val="4"/>
         </w:numPr>
-      </w:pPr>
-      <w:r>
+        <w:ind w:left="720" w:hanging="360"/>
+        <w:jc w:val="both"/>
+      </w:pPr>
+      <w:r>
+        <w:rPr>
+          <w:rFonts w:ascii="Times New Roman" w:hAnsi="Times New Roman" w:cs="Times New Roman" w:eastAsiaTheme="minorEastAsia"/>
+          <w:sz w:val="28"/>
+          <w:szCs w:val="24"/>
+        </w:rPr>
         <w:t>Для диагностики такой системы хорошо видны задержки, маршруты и потеря пакетов.</w:t>
       </w:r>
     </w:p>
@@ -1807,36 +2335,54 @@
           <w:ilvl w:val="0"/>
           <w:numId w:val="4"/>
         </w:numPr>
-      </w:pPr>
-      <w:r>
+        <w:ind w:left="720" w:hanging="360"/>
+        <w:jc w:val="both"/>
+      </w:pPr>
+      <w:r>
+        <w:rPr>
+          <w:rFonts w:ascii="Times New Roman" w:hAnsi="Times New Roman" w:cs="Times New Roman" w:eastAsiaTheme="minorEastAsia"/>
+          <w:sz w:val="28"/>
+          <w:szCs w:val="24"/>
+        </w:rPr>
         <w:t>Ресурс стабилен и доступен для тестирования без ограничений.</w:t>
       </w:r>
     </w:p>
     <w:p>
       <w:pPr>
         <w:pStyle w:val="a5"/>
-        <w:rPr>
-          <w:b/>
-          <w:lang w:val="en-US"/>
+        <w:jc w:val="center"/>
+        <w:rPr>
+          <w:b/>
         </w:rPr>
       </w:pPr>
       <w:r>
         <w:rPr>
           <w:rStyle w:val="a6"/>
-          <w:b/>
+          <w:rFonts w:ascii="Times New Roman" w:hAnsi="Times New Roman" w:cs="Times New Roman" w:eastAsiaTheme="minorEastAsia"/>
+          <w:b/>
+          <w:bCs/>
+          <w:sz w:val="28"/>
+          <w:szCs w:val="24"/>
         </w:rPr>
         <w:t>Тестирование связи с помощью утилиты</w:t>
       </w:r>
       <w:r>
         <w:rPr>
-          <w:b/>
+          <w:rFonts w:ascii="Times New Roman" w:hAnsi="Times New Roman" w:cs="Times New Roman" w:eastAsiaTheme="minorEastAsia"/>
+          <w:b/>
+          <w:bCs/>
+          <w:sz w:val="28"/>
+          <w:szCs w:val="24"/>
         </w:rPr>
         <w:t xml:space="preserve"> </w:t>
       </w:r>
       <w:r>
         <w:rPr>
-          <w:b/>
-          <w:lang w:val="en-US"/>
+          <w:rFonts w:ascii="Times New Roman" w:hAnsi="Times New Roman" w:cs="Times New Roman" w:eastAsiaTheme="minorEastAsia"/>
+          <w:b/>
+          <w:bCs/>
+          <w:sz w:val="28"/>
+          <w:szCs w:val="24"/>
         </w:rPr>
         <w:t>ping</w:t>
       </w:r>
@@ -1844,13 +2390,14 @@
     <w:p>
       <w:pPr>
         <w:pStyle w:val="a5"/>
+        <w:jc w:val="center"/>
       </w:pPr>
       <w:r>
         <w:drawing>
-          <wp:inline distT="0" distB="0" distL="0" distR="0" wp14:anchorId="35C04D41" wp14:editId="16E913D7">
-            <wp:extent cx="4944165" cy="2067213"/>
-            <wp:effectExtent l="0" t="0" r="8890" b="9525"/>
-            <wp:docPr id="8" name="Рисунок 8"/>
+          <wp:inline distT="0" distB="0" distL="0" distR="0">
+            <wp:extent cx="4943475" cy="2066925"/>
+            <wp:effectExtent l="0" t="0" r="9525" b="9525"/>
+            <wp:docPr id="100007" name="Picture 100007"/>
             <wp:cNvGraphicFramePr>
               <a:graphicFrameLocks xmlns:a="http://schemas.openxmlformats.org/drawingml/2006/main" noChangeAspect="1"/>
             </wp:cNvGraphicFramePr>
@@ -1858,11 +2405,11 @@
               <a:graphicData uri="http://schemas.openxmlformats.org/drawingml/2006/picture">
                 <pic:pic xmlns:pic="http://schemas.openxmlformats.org/drawingml/2006/picture">
                   <pic:nvPicPr>
-                    <pic:cNvPr id="1" name=""/>
+                    <pic:cNvPr id="100007" name="image100007"/>
                     <pic:cNvPicPr/>
                   </pic:nvPicPr>
                   <pic:blipFill>
-                    <a:blip r:embed="rId12"/>
+                    <a:blip r:embed="rId27"/>
                     <a:stretch>
                       <a:fillRect/>
                     </a:stretch>
@@ -1870,7 +2417,7 @@
                   <pic:spPr>
                     <a:xfrm>
                       <a:off x="0" y="0"/>
-                      <a:ext cx="4944165" cy="2067213"/>
+                      <a:ext cx="4943475" cy="2066925"/>
                     </a:xfrm>
                     <a:prstGeom prst="rect">
                       <a:avLst/>
@@ -1884,26 +2431,39 @@
       </w:r>
     </w:p>
     <w:p>
-      <w:r>
-        <w:rPr>
-          <w:lang w:val="en-US"/>
+      <w:pPr>
+        <w:spacing w:line="360" w:lineRule="auto"/>
+        <w:ind w:firstLine="709"/>
+        <w:jc w:val="both"/>
+      </w:pPr>
+      <w:r>
+        <w:rPr>
+          <w:rFonts w:ascii="Times New Roman" w:hAnsi="Times New Roman" w:cs="Times New Roman" w:eastAsiaTheme="minorEastAsia"/>
+          <w:sz w:val="28"/>
+          <w:szCs w:val="24"/>
         </w:rPr>
         <w:t xml:space="preserve">TCP/IP </w:t>
       </w:r>
       <w:r>
+        <w:rPr>
+          <w:rFonts w:ascii="Times New Roman" w:hAnsi="Times New Roman" w:cs="Times New Roman" w:eastAsiaTheme="minorEastAsia"/>
+          <w:sz w:val="28"/>
+          <w:szCs w:val="24"/>
+        </w:rPr>
         <w:t>на компьютере установлен и работает корректно</w:t>
       </w:r>
     </w:p>
     <w:p>
       <w:pPr>
         <w:pStyle w:val="a5"/>
+        <w:jc w:val="center"/>
       </w:pPr>
       <w:r>
         <w:drawing>
-          <wp:inline distT="0" distB="0" distL="0" distR="0" wp14:anchorId="0330B05E" wp14:editId="30B202DF">
-            <wp:extent cx="4953691" cy="2057687"/>
+          <wp:inline distT="0" distB="0" distL="0" distR="0">
+            <wp:extent cx="4953000" cy="2057400"/>
             <wp:effectExtent l="0" t="0" r="0" b="0"/>
-            <wp:docPr id="9" name="Рисунок 9"/>
+            <wp:docPr id="100008" name="Picture 100008"/>
             <wp:cNvGraphicFramePr>
               <a:graphicFrameLocks xmlns:a="http://schemas.openxmlformats.org/drawingml/2006/main" noChangeAspect="1"/>
             </wp:cNvGraphicFramePr>
@@ -1911,11 +2471,11 @@
               <a:graphicData uri="http://schemas.openxmlformats.org/drawingml/2006/picture">
                 <pic:pic xmlns:pic="http://schemas.openxmlformats.org/drawingml/2006/picture">
                   <pic:nvPicPr>
-                    <pic:cNvPr id="1" name=""/>
+                    <pic:cNvPr id="100008" name="image100008"/>
                     <pic:cNvPicPr/>
                   </pic:nvPicPr>
                   <pic:blipFill>
-                    <a:blip r:embed="rId13"/>
+                    <a:blip r:embed="rId28"/>
                     <a:stretch>
                       <a:fillRect/>
                     </a:stretch>
@@ -1923,7 +2483,7 @@
                   <pic:spPr>
                     <a:xfrm>
                       <a:off x="0" y="0"/>
-                      <a:ext cx="4953691" cy="2057687"/>
+                      <a:ext cx="4953000" cy="2057400"/>
                     </a:xfrm>
                     <a:prstGeom prst="rect">
                       <a:avLst/>
@@ -1937,12 +2497,24 @@
       </w:r>
     </w:p>
     <w:p>
-      <w:r>
+      <w:pPr>
+        <w:spacing w:line="360" w:lineRule="auto"/>
+        <w:ind w:firstLine="709"/>
+        <w:jc w:val="both"/>
+      </w:pPr>
+      <w:r>
+        <w:rPr>
+          <w:rFonts w:ascii="Times New Roman" w:hAnsi="Times New Roman" w:cs="Times New Roman" w:eastAsiaTheme="minorEastAsia"/>
+          <w:sz w:val="28"/>
+          <w:szCs w:val="24"/>
+        </w:rPr>
         <w:t xml:space="preserve">Компьютер правильно добавлен в локальную сеть, сетевой адаптер функционирует корректно. </w:t>
       </w:r>
       <w:r>
         <w:rPr>
-          <w:lang w:val="en-US"/>
+          <w:rFonts w:ascii="Times New Roman" w:hAnsi="Times New Roman" w:cs="Times New Roman" w:eastAsiaTheme="minorEastAsia"/>
+          <w:sz w:val="28"/>
+          <w:szCs w:val="24"/>
         </w:rPr>
         <w:t>IP-адрес не дублируется в сети.</w:t>
       </w:r>
@@ -1950,14 +2522,15 @@
     <w:p>
       <w:pPr>
         <w:pStyle w:val="a5"/>
+        <w:jc w:val="center"/>
       </w:pPr>
       <w:r>
         <w:lastRenderedPageBreak/>
         <w:drawing>
-          <wp:inline distT="0" distB="0" distL="0" distR="0" wp14:anchorId="65CDE1D5" wp14:editId="0C117A01">
-            <wp:extent cx="4991797" cy="2238687"/>
+          <wp:inline distT="0" distB="0" distL="0" distR="0">
+            <wp:extent cx="4991100" cy="2238375"/>
             <wp:effectExtent l="0" t="0" r="0" b="9525"/>
-            <wp:docPr id="10" name="Рисунок 10"/>
+            <wp:docPr id="100009" name="Picture 100009"/>
             <wp:cNvGraphicFramePr>
               <a:graphicFrameLocks xmlns:a="http://schemas.openxmlformats.org/drawingml/2006/main" noChangeAspect="1"/>
             </wp:cNvGraphicFramePr>
@@ -1965,11 +2538,11 @@
               <a:graphicData uri="http://schemas.openxmlformats.org/drawingml/2006/picture">
                 <pic:pic xmlns:pic="http://schemas.openxmlformats.org/drawingml/2006/picture">
                   <pic:nvPicPr>
-                    <pic:cNvPr id="1" name=""/>
+                    <pic:cNvPr id="100009" name="image100009"/>
                     <pic:cNvPicPr/>
                   </pic:nvPicPr>
                   <pic:blipFill>
-                    <a:blip r:embed="rId14"/>
+                    <a:blip r:embed="rId29"/>
                     <a:stretch>
                       <a:fillRect/>
                     </a:stretch>
@@ -1977,7 +2550,7 @@
                   <pic:spPr>
                     <a:xfrm>
                       <a:off x="0" y="0"/>
-                      <a:ext cx="4991797" cy="2238687"/>
+                      <a:ext cx="4991100" cy="2238375"/>
                     </a:xfrm>
                     <a:prstGeom prst="rect">
                       <a:avLst/>
@@ -1992,24 +2565,28 @@
     </w:p>
     <w:p>
       <w:pPr>
-        <w:rPr>
-          <w:lang w:val="en-US"/>
-        </w:rPr>
-      </w:pPr>
-      <w:r>
+        <w:jc w:val="both"/>
+      </w:pPr>
+      <w:r>
+        <w:rPr>
+          <w:rFonts w:ascii="Times New Roman" w:hAnsi="Times New Roman" w:cs="Times New Roman" w:eastAsiaTheme="minorEastAsia"/>
+          <w:sz w:val="28"/>
+          <w:szCs w:val="24"/>
+        </w:rPr>
         <w:t>Успешная проверка функционирования шлюза, пакеты проходят без потерь</w:t>
       </w:r>
     </w:p>
     <w:p>
       <w:pPr>
         <w:pStyle w:val="a5"/>
+        <w:jc w:val="center"/>
       </w:pPr>
       <w:r>
         <w:drawing>
-          <wp:inline distT="0" distB="0" distL="0" distR="0" wp14:anchorId="4323E7F1" wp14:editId="53BAD772">
-            <wp:extent cx="5177059" cy="1781175"/>
-            <wp:effectExtent l="0" t="0" r="5080" b="0"/>
-            <wp:docPr id="11" name="Рисунок 11"/>
+          <wp:inline distT="0" distB="0" distL="0" distR="0">
+            <wp:extent cx="5181600" cy="1781175"/>
+            <wp:effectExtent l="0" t="0" r="9525" b="0"/>
+            <wp:docPr id="100010" name="Picture 100010"/>
             <wp:cNvGraphicFramePr>
               <a:graphicFrameLocks xmlns:a="http://schemas.openxmlformats.org/drawingml/2006/main" noChangeAspect="1"/>
             </wp:cNvGraphicFramePr>
@@ -2017,11 +2594,11 @@
               <a:graphicData uri="http://schemas.openxmlformats.org/drawingml/2006/picture">
                 <pic:pic xmlns:pic="http://schemas.openxmlformats.org/drawingml/2006/picture">
                   <pic:nvPicPr>
-                    <pic:cNvPr id="1" name=""/>
+                    <pic:cNvPr id="100010" name="image100010"/>
                     <pic:cNvPicPr/>
                   </pic:nvPicPr>
                   <pic:blipFill>
-                    <a:blip r:embed="rId15"/>
+                    <a:blip r:embed="rId30"/>
                     <a:stretch>
                       <a:fillRect/>
                     </a:stretch>
@@ -2029,7 +2606,7 @@
                   <pic:spPr>
                     <a:xfrm>
                       <a:off x="0" y="0"/>
-                      <a:ext cx="5217064" cy="1794939"/>
+                      <a:ext cx="5181600" cy="1781175"/>
                     </a:xfrm>
                     <a:prstGeom prst="rect">
                       <a:avLst/>
@@ -2043,34 +2620,55 @@
       </w:r>
     </w:p>
     <w:p>
-      <w:r>
+      <w:pPr>
+        <w:spacing w:line="360" w:lineRule="auto"/>
+        <w:ind w:firstLine="709"/>
+        <w:jc w:val="both"/>
+      </w:pPr>
+      <w:r>
+        <w:rPr>
+          <w:rFonts w:ascii="Times New Roman" w:hAnsi="Times New Roman" w:cs="Times New Roman" w:eastAsiaTheme="minorEastAsia"/>
+          <w:sz w:val="28"/>
+          <w:szCs w:val="24"/>
+        </w:rPr>
         <w:t>Пинг до ресурса проходит, соединение доходит до серверов и обратно</w:t>
       </w:r>
     </w:p>
     <w:p>
       <w:pPr>
         <w:pStyle w:val="a5"/>
-        <w:rPr>
-          <w:b/>
-          <w:lang w:val="en-US"/>
-        </w:rPr>
-      </w:pPr>
-      <w:r>
-        <w:rPr>
-          <w:b/>
+        <w:jc w:val="center"/>
+        <w:rPr>
+          <w:b/>
+        </w:rPr>
+      </w:pPr>
+      <w:r>
+        <w:rPr>
+          <w:rFonts w:ascii="Times New Roman" w:hAnsi="Times New Roman" w:cs="Times New Roman" w:eastAsiaTheme="minorEastAsia"/>
+          <w:b/>
+          <w:bCs/>
+          <w:sz w:val="28"/>
+          <w:szCs w:val="24"/>
         </w:rPr>
         <w:t xml:space="preserve">Определение пути </w:t>
       </w:r>
       <w:r>
         <w:rPr>
-          <w:b/>
-          <w:lang w:val="en-US"/>
+          <w:rFonts w:ascii="Times New Roman" w:hAnsi="Times New Roman" w:cs="Times New Roman" w:eastAsiaTheme="minorEastAsia"/>
+          <w:b/>
+          <w:bCs/>
+          <w:sz w:val="28"/>
+          <w:szCs w:val="24"/>
         </w:rPr>
         <w:t>IP-</w:t>
       </w:r>
       <w:r>
         <w:rPr>
-          <w:b/>
+          <w:rFonts w:ascii="Times New Roman" w:hAnsi="Times New Roman" w:cs="Times New Roman" w:eastAsiaTheme="minorEastAsia"/>
+          <w:b/>
+          <w:bCs/>
+          <w:sz w:val="28"/>
+          <w:szCs w:val="24"/>
         </w:rPr>
         <w:t>пакета</w:t>
       </w:r>
@@ -2078,13 +2676,14 @@
     <w:p>
       <w:pPr>
         <w:pStyle w:val="a5"/>
+        <w:jc w:val="center"/>
       </w:pPr>
       <w:r>
         <w:drawing>
-          <wp:inline distT="0" distB="0" distL="0" distR="0" wp14:anchorId="3E0D8DFB" wp14:editId="145FF0BF">
-            <wp:extent cx="3829050" cy="2921472"/>
+          <wp:inline distT="0" distB="0" distL="0" distR="0">
+            <wp:extent cx="3829050" cy="2924175"/>
             <wp:effectExtent l="0" t="0" r="0" b="0"/>
-            <wp:docPr id="12" name="Рисунок 12"/>
+            <wp:docPr id="100011" name="Picture 100011"/>
             <wp:cNvGraphicFramePr>
               <a:graphicFrameLocks xmlns:a="http://schemas.openxmlformats.org/drawingml/2006/main" noChangeAspect="1"/>
             </wp:cNvGraphicFramePr>
@@ -2092,11 +2691,11 @@
               <a:graphicData uri="http://schemas.openxmlformats.org/drawingml/2006/picture">
                 <pic:pic xmlns:pic="http://schemas.openxmlformats.org/drawingml/2006/picture">
                   <pic:nvPicPr>
-                    <pic:cNvPr id="1" name=""/>
+                    <pic:cNvPr id="100011" name="image100011"/>
                     <pic:cNvPicPr/>
                   </pic:nvPicPr>
                   <pic:blipFill>
-                    <a:blip r:embed="rId16"/>
+                    <a:blip r:embed="rId31"/>
                     <a:stretch>
                       <a:fillRect/>
                     </a:stretch>
@@ -2104,7 +2703,7 @@
                   <pic:spPr>
                     <a:xfrm>
                       <a:off x="0" y="0"/>
-                      <a:ext cx="3840129" cy="2929925"/>
+                      <a:ext cx="3829050" cy="2924175"/>
                     </a:xfrm>
                     <a:prstGeom prst="rect">
                       <a:avLst/>
@@ -2118,80 +2717,116 @@
       </w:r>
     </w:p>
     <w:p>
-      <w:r>
+      <w:pPr>
+        <w:spacing w:line="360" w:lineRule="auto"/>
+        <w:ind w:firstLine="709"/>
+        <w:jc w:val="both"/>
+      </w:pPr>
+      <w:r>
+        <w:rPr>
+          <w:rFonts w:ascii="Times New Roman" w:hAnsi="Times New Roman" w:cs="Times New Roman" w:eastAsiaTheme="minorEastAsia"/>
+          <w:sz w:val="28"/>
+          <w:szCs w:val="24"/>
+        </w:rPr>
         <w:t xml:space="preserve">Все начинается с локального шлюза, это первый узел через который проходят все пакеты при выходе в интернет. Далее идут узлы интернет </w:t>
       </w:r>
       <w:r>
+        <w:rPr>
+          <w:rFonts w:ascii="Times New Roman" w:hAnsi="Times New Roman" w:cs="Times New Roman" w:eastAsiaTheme="minorEastAsia"/>
+          <w:sz w:val="28"/>
+          <w:szCs w:val="24"/>
+        </w:rPr>
+        <w:t xml:space="preserve">провайдера. Узлы где превышен интервал ожидания </w:t>
+      </w:r>
+      <w:r>
+        <w:rPr>
+          <w:rFonts w:ascii="Times New Roman" w:hAnsi="Times New Roman" w:cs="Times New Roman" w:eastAsiaTheme="minorEastAsia"/>
+          <w:sz w:val="28"/>
+          <w:szCs w:val="24"/>
+        </w:rPr>
+        <w:t xml:space="preserve">могут не отвечать на </w:t>
+      </w:r>
+      <w:r>
+        <w:rPr>
+          <w:rFonts w:ascii="Times New Roman" w:hAnsi="Times New Roman" w:cs="Times New Roman" w:eastAsiaTheme="minorEastAsia"/>
+          <w:sz w:val="28"/>
+          <w:szCs w:val="24"/>
+        </w:rPr>
+        <w:t xml:space="preserve">ping/tracert </w:t>
+      </w:r>
+      <w:r>
+        <w:rPr>
+          <w:rFonts w:ascii="Times New Roman" w:hAnsi="Times New Roman" w:cs="Times New Roman" w:eastAsiaTheme="minorEastAsia"/>
+          <w:sz w:val="28"/>
+          <w:szCs w:val="24"/>
+        </w:rPr>
+        <w:t>в целях безопасности и снижения нагрузки. В конце идет узел самого целевого хоста на который были отправлены пакеты.</w:t>
+      </w:r>
+    </w:p>
+    <w:p>
+      <w:pPr>
+        <w:pageBreakBefore/>
+        <w:widowControl/>
+        <w:spacing w:after="160" w:line="259" w:lineRule="auto"/>
+        <w:jc w:val="left"/>
+      </w:pPr>
+      <w:r>
         <w:lastRenderedPageBreak/>
-        <w:t xml:space="preserve">провайдера. Узлы где превышен интервал ожидания </w:t>
-      </w:r>
-      <w:r>
-        <w:t xml:space="preserve">могут не отвечать на </w:t>
-      </w:r>
-      <w:r>
-        <w:rPr>
-          <w:lang w:val="en-US"/>
-        </w:rPr>
-        <w:t xml:space="preserve">ping/tracert </w:t>
-      </w:r>
-      <w:r>
-        <w:t>в целях безопасности и снижения нагрузки. В конце идет узел самого целевого хоста на который были отправлены пакеты.</w:t>
-      </w:r>
-    </w:p>
-    <w:p>
-      <w:pPr>
-        <w:widowControl/>
-        <w:autoSpaceDE/>
-        <w:autoSpaceDN/>
-        <w:adjustRightInd/>
-        <w:spacing w:after="160" w:line="259" w:lineRule="auto"/>
-        <w:ind w:firstLine="0"/>
-        <w:jc w:val="left"/>
-      </w:pPr>
-      <w:r>
-        <w:br w:type="page"/>
-      </w:r>
-    </w:p>
-    <w:p>
-      <w:pPr>
-        <w:rPr>
-          <w:b/>
-        </w:rPr>
-      </w:pPr>
-      <w:r>
-        <w:rPr>
-          <w:b/>
-        </w:rPr>
+      </w:r>
+    </w:p>
+    <w:p>
+      <w:pPr>
+        <w:jc w:val="both"/>
+        <w:rPr>
+          <w:b/>
+        </w:rPr>
+      </w:pPr>
+      <w:bookmarkStart w:id="0" w:name="_GoBack"/>
+      <w:r>
         <w:lastRenderedPageBreak/>
+        <w:rPr>
+          <w:rFonts w:ascii="Times New Roman" w:hAnsi="Times New Roman" w:cs="Times New Roman" w:eastAsiaTheme="minorEastAsia"/>
+          <w:b/>
+          <w:bCs/>
+          <w:sz w:val="28"/>
+          <w:szCs w:val="24"/>
+        </w:rPr>
         <w:t xml:space="preserve">Вывод: </w:t>
       </w:r>
       <w:r>
-        <w:t>В ходе выполнения лабораторной работы были исследованы сетевые настройки локального компьютера и проверена доступность веб-приложения Google Документы (docs.google.com) с помощью диагностических утилит командной строки Windows.</w:t>
-      </w:r>
-      <w:r>
-        <w:t xml:space="preserve"> </w:t>
-      </w:r>
-      <w:r>
-        <w:t>Полученные данные позволили убедиться в корректной настройке TCP/IP на локальной машине, проверить работу шлюза и доступность внешнего ресурса </w:t>
-      </w:r>
-      <w:hyperlink r:id="rId17" w:tgtFrame="_blank" w:history="1">
+        <w:rPr>
+          <w:rFonts w:ascii="Times New Roman" w:hAnsi="Times New Roman" w:cs="Times New Roman" w:eastAsiaTheme="minorEastAsia"/>
+          <w:sz w:val="28"/>
+          <w:szCs w:val="24"/>
+        </w:rPr>
+        <w:t>В ходе выполнения лабораторной работы были исследованы сетевые настройки локального компьютера и проверена доступность веб-приложения Google Документы (docs.google.com) с помощью диагностических утилит командной строки Windows. Полученные данные позволили убедиться в корректной настройке TCP/IP на локальной машине, проверить работу шлюза и доступность внешнего ресурса </w:t>
+      </w:r>
+      <w:hyperlink r:id="rId17">
         <w:r>
           <w:rPr>
             <w:rStyle w:val="a9"/>
+            <w:rFonts w:ascii="Times New Roman" w:hAnsi="Times New Roman" w:cs="Times New Roman" w:eastAsiaTheme="minorEastAsia"/>
+            <w:color w:val="0563C1" w:themeColor="hyperlink"/>
+            <w:sz w:val="28"/>
+            <w:szCs w:val="24"/>
+            <w:u w:val="single"/>
           </w:rPr>
           <w:t>docs.google.com</w:t>
         </w:r>
       </w:hyperlink>
       <w:r>
+        <w:rPr>
+          <w:rFonts w:ascii="Times New Roman" w:hAnsi="Times New Roman" w:cs="Times New Roman" w:eastAsiaTheme="minorEastAsia"/>
+          <w:sz w:val="28"/>
+          <w:szCs w:val="24"/>
+        </w:rPr>
         <w:t>.</w:t>
       </w:r>
-      <w:bookmarkStart w:id="0" w:name="_GoBack"/>
       <w:bookmarkEnd w:id="0"/>
     </w:p>
     <w:sectPr>
       <w:pgSz w:w="11906" w:h="16838"/>
       <w:pgMar w:top="1134" w:right="850" w:bottom="1134" w:left="1701" w:header="708" w:footer="708" w:gutter="0"/>
-      <w:cols w:space="708"/>
       <w:docGrid w:linePitch="360"/>
     </w:sectPr>
   </w:body>

--- a/lab-1/lab1.docx
+++ b/lab-1/lab1.docx
@@ -207,7 +207,7 @@
           <w:sz w:val="28"/>
           <w:szCs w:val="24"/>
         </w:rPr>
-        <w:t>Массивы и графики в MathCAD и Python</w:t>
+        <w:t>Утилиты работы с сетью</w:t>
       </w:r>
       <w:r>
         <w:rPr>
@@ -482,8 +482,14 @@
       <w:r/>
     </w:p>
     <w:p>
-      <w:r>
-        <w:br w:type="page"/>
+      <w:pPr>
+        <w:pageBreakBefore/>
+        <w:spacing w:line="360" w:lineRule="auto"/>
+        <w:ind w:firstLine="709"/>
+        <w:jc w:val="both"/>
+      </w:pPr>
+      <w:r>
+        <w:lastRenderedPageBreak/>
       </w:r>
     </w:p>
     <w:p>
@@ -494,7 +500,7 @@
       <w:r>
         <w:lastRenderedPageBreak/>
         <w:rPr>
-          <w:rFonts w:ascii="Calibri" w:hAnsi="Times New Roman" w:cs="Calibri" w:asciiTheme="minorHAnsi" w:eastAsiaTheme="majorEastAsia" w:csTheme="majorBidi"/>
+          <w:rFonts w:ascii="Calibri" w:hAnsi="Times New Roman" w:cs="Calibri" w:asciiTheme="minorHAnsi" w:eastAsiaTheme="majorEastAsia"/>
           <w:b/>
           <w:bCs/>
           <w:color w:val="000000" w:themeColor="text1"/>
@@ -505,7 +511,7 @@
       </w:r>
       <w:r>
         <w:rPr>
-          <w:rFonts w:ascii="Calibri" w:hAnsi="Times New Roman" w:cs="Calibri" w:asciiTheme="minorHAnsi" w:eastAsiaTheme="majorEastAsia" w:csTheme="majorBidi"/>
+          <w:rFonts w:ascii="Calibri" w:hAnsi="Times New Roman" w:cs="Calibri" w:asciiTheme="minorHAnsi" w:eastAsiaTheme="majorEastAsia"/>
           <w:b/>
           <w:bCs/>
           <w:color w:val="000000" w:themeColor="text1"/>
@@ -516,7 +522,7 @@
       </w:r>
       <w:r>
         <w:rPr>
-          <w:rFonts w:ascii="Calibri" w:hAnsi="Times New Roman" w:cs="Calibri" w:asciiTheme="minorHAnsi" w:eastAsiaTheme="majorEastAsia" w:csTheme="majorBidi"/>
+          <w:rFonts w:ascii="Calibri" w:hAnsi="Times New Roman" w:cs="Calibri" w:asciiTheme="minorHAnsi" w:eastAsiaTheme="majorEastAsia"/>
           <w:b/>
           <w:bCs/>
           <w:color w:val="000000" w:themeColor="text1"/>
@@ -527,7 +533,7 @@
       </w:r>
       <w:r>
         <w:rPr>
-          <w:rFonts w:ascii="Calibri" w:hAnsi="Times New Roman" w:cs="Calibri" w:asciiTheme="minorHAnsi" w:eastAsiaTheme="majorEastAsia" w:csTheme="majorBidi"/>
+          <w:rFonts w:ascii="Calibri" w:hAnsi="Times New Roman" w:cs="Calibri" w:asciiTheme="minorHAnsi" w:eastAsiaTheme="majorEastAsia"/>
           <w:b/>
           <w:bCs/>
           <w:color w:val="000000" w:themeColor="text1"/>
@@ -577,7 +583,7 @@
                     <pic:cNvPicPr/>
                   </pic:nvPicPr>
                   <pic:blipFill>
-                    <a:blip r:embed="rId20"/>
+                    <a:blip r:embed="rId32"/>
                     <a:stretch>
                       <a:fillRect/>
                     </a:stretch>
@@ -652,7 +658,7 @@
                     <pic:cNvPicPr/>
                   </pic:nvPicPr>
                   <pic:blipFill>
-                    <a:blip r:embed="rId21"/>
+                    <a:blip r:embed="rId33"/>
                     <a:stretch>
                       <a:fillRect/>
                     </a:stretch>
@@ -721,7 +727,7 @@
                     <pic:cNvPicPr/>
                   </pic:nvPicPr>
                   <pic:blipFill>
-                    <a:blip r:embed="rId22"/>
+                    <a:blip r:embed="rId34"/>
                     <a:stretch>
                       <a:fillRect/>
                     </a:stretch>
@@ -790,7 +796,7 @@
                     <pic:cNvPicPr/>
                   </pic:nvPicPr>
                   <pic:blipFill>
-                    <a:blip r:embed="rId23"/>
+                    <a:blip r:embed="rId35"/>
                     <a:stretch>
                       <a:fillRect/>
                     </a:stretch>
@@ -893,7 +899,7 @@
                     <pic:cNvPicPr/>
                   </pic:nvPicPr>
                   <pic:blipFill>
-                    <a:blip r:embed="rId24"/>
+                    <a:blip r:embed="rId36"/>
                     <a:stretch>
                       <a:fillRect/>
                     </a:stretch>
@@ -2127,7 +2133,7 @@
                     <pic:cNvPicPr/>
                   </pic:nvPicPr>
                   <pic:blipFill>
-                    <a:blip r:embed="rId25"/>
+                    <a:blip r:embed="rId37"/>
                     <a:stretch>
                       <a:fillRect/>
                     </a:stretch>
@@ -2238,7 +2244,7 @@
                     <pic:cNvPicPr/>
                   </pic:nvPicPr>
                   <pic:blipFill>
-                    <a:blip r:embed="rId26"/>
+                    <a:blip r:embed="rId38"/>
                     <a:stretch>
                       <a:fillRect/>
                     </a:stretch>
@@ -2409,7 +2415,7 @@
                     <pic:cNvPicPr/>
                   </pic:nvPicPr>
                   <pic:blipFill>
-                    <a:blip r:embed="rId27"/>
+                    <a:blip r:embed="rId39"/>
                     <a:stretch>
                       <a:fillRect/>
                     </a:stretch>
@@ -2475,7 +2481,7 @@
                     <pic:cNvPicPr/>
                   </pic:nvPicPr>
                   <pic:blipFill>
-                    <a:blip r:embed="rId28"/>
+                    <a:blip r:embed="rId40"/>
                     <a:stretch>
                       <a:fillRect/>
                     </a:stretch>
@@ -2542,7 +2548,7 @@
                     <pic:cNvPicPr/>
                   </pic:nvPicPr>
                   <pic:blipFill>
-                    <a:blip r:embed="rId29"/>
+                    <a:blip r:embed="rId41"/>
                     <a:stretch>
                       <a:fillRect/>
                     </a:stretch>
@@ -2598,7 +2604,7 @@
                     <pic:cNvPicPr/>
                   </pic:nvPicPr>
                   <pic:blipFill>
-                    <a:blip r:embed="rId30"/>
+                    <a:blip r:embed="rId42"/>
                     <a:stretch>
                       <a:fillRect/>
                     </a:stretch>
@@ -2695,7 +2701,7 @@
                     <pic:cNvPicPr/>
                   </pic:nvPicPr>
                   <pic:blipFill>
-                    <a:blip r:embed="rId31"/>
+                    <a:blip r:embed="rId43"/>
                     <a:stretch>
                       <a:fillRect/>
                     </a:stretch>
@@ -2770,9 +2776,7 @@
         <w:spacing w:after="160" w:line="259" w:lineRule="auto"/>
         <w:jc w:val="left"/>
       </w:pPr>
-      <w:r>
-        <w:lastRenderedPageBreak/>
-      </w:r>
+      <w:r/>
     </w:p>
     <w:p>
       <w:pPr>
